--- a/zht/docx/188.content.docx
+++ b/zht/docx/188.content.docx
@@ -409,234 +409,174 @@
           <w:lang w:val="zh_TW" w:bidi="zh_TW"/>
         </w:rPr>
       </w:r>
-      <w:hyperlink r:id="rId13">
-        <w:r>
-          <w:rPr>
-            <w:lang w:val="zh_TW" w:bidi="zh_TW"/>
-          </w:rPr>
-          <w:rPr>
-            <w:color w:val="0000EE"/>
-            <w:u w:val="single"/>
-          </w:rPr>
-          <w:t>提摩太前書6:15–16</w:t>
-        </w:r>
-      </w:hyperlink>
-    </w:p>
-    <w:p>
-      <w:pPr>
-        <w:pStyle w:val="ListBullet"/>
-        <w:spacing w:line="240" w:lineRule="auto"/>
-        <w:ind w:left="720"/>
-      </w:pPr>
-      <w:r>
-        <w:rPr>
-          <w:lang w:val="zh_TW" w:bidi="zh_TW"/>
-        </w:rPr>
-      </w:r>
-      <w:hyperlink r:id="rId14">
-        <w:r>
-          <w:rPr>
-            <w:lang w:val="zh_TW" w:bidi="zh_TW"/>
-          </w:rPr>
-          <w:rPr>
-            <w:color w:val="0000EE"/>
-            <w:u w:val="single"/>
-          </w:rPr>
-          <w:t>列王紀下5:18</w:t>
-        </w:r>
-      </w:hyperlink>
-    </w:p>
-    <w:p>
-      <w:pPr>
-        <w:pStyle w:val="ListBullet"/>
-        <w:spacing w:line="240" w:lineRule="auto"/>
-        <w:ind w:left="720"/>
-      </w:pPr>
-      <w:r>
-        <w:rPr>
-          <w:lang w:val="zh_TW" w:bidi="zh_TW"/>
-        </w:rPr>
-      </w:r>
-      <w:hyperlink r:id="rId15">
-        <w:r>
-          <w:rPr>
-            <w:lang w:val="zh_TW" w:bidi="zh_TW"/>
-          </w:rPr>
-          <w:rPr>
-            <w:color w:val="0000EE"/>
-            <w:u w:val="single"/>
-          </w:rPr>
-          <w:t>撒母耳記下5:3</w:t>
-        </w:r>
-      </w:hyperlink>
-    </w:p>
-    <w:p>
-      <w:pPr>
-        <w:pStyle w:val="ListBullet"/>
-        <w:spacing w:line="240" w:lineRule="auto"/>
-        <w:ind w:left="720"/>
-      </w:pPr>
-      <w:r>
-        <w:rPr>
-          <w:lang w:val="zh_TW" w:bidi="zh_TW"/>
-        </w:rPr>
-      </w:r>
-      <w:hyperlink r:id="rId16">
-        <w:r>
-          <w:rPr>
-            <w:lang w:val="zh_TW" w:bidi="zh_TW"/>
-          </w:rPr>
-          <w:rPr>
-            <w:color w:val="0000EE"/>
-            <w:u w:val="single"/>
-          </w:rPr>
-          <w:t>使徒行傳7:9–10</w:t>
-        </w:r>
-      </w:hyperlink>
-    </w:p>
-    <w:p>
-      <w:pPr>
-        <w:pStyle w:val="ListBullet"/>
-        <w:spacing w:line="240" w:lineRule="auto"/>
-        <w:ind w:left="720"/>
-      </w:pPr>
-      <w:r>
-        <w:rPr>
-          <w:lang w:val="zh_TW" w:bidi="zh_TW"/>
-        </w:rPr>
-      </w:r>
-      <w:hyperlink r:id="rId17">
-        <w:r>
-          <w:rPr>
-            <w:lang w:val="zh_TW" w:bidi="zh_TW"/>
-          </w:rPr>
-          <w:rPr>
-            <w:color w:val="0000EE"/>
-            <w:u w:val="single"/>
-          </w:rPr>
-          <w:t>使徒行傳13:22</w:t>
-        </w:r>
-      </w:hyperlink>
-    </w:p>
-    <w:p>
-      <w:pPr>
-        <w:pStyle w:val="ListBullet"/>
-        <w:spacing w:line="240" w:lineRule="auto"/>
-        <w:ind w:left="720"/>
-      </w:pPr>
-      <w:r>
-        <w:rPr>
-          <w:lang w:val="zh_TW" w:bidi="zh_TW"/>
-        </w:rPr>
-      </w:r>
-      <w:hyperlink r:id="rId18">
-        <w:r>
-          <w:rPr>
-            <w:lang w:val="zh_TW" w:bidi="zh_TW"/>
-          </w:rPr>
-          <w:rPr>
-            <w:color w:val="0000EE"/>
-            <w:u w:val="single"/>
-          </w:rPr>
-          <w:t>約翰福音1:49–51</w:t>
-        </w:r>
-      </w:hyperlink>
-    </w:p>
-    <w:p>
-      <w:pPr>
-        <w:pStyle w:val="ListBullet"/>
-        <w:spacing w:line="240" w:lineRule="auto"/>
-        <w:ind w:left="720"/>
-      </w:pPr>
-      <w:r>
-        <w:rPr>
-          <w:lang w:val="zh_TW" w:bidi="zh_TW"/>
-        </w:rPr>
-      </w:r>
-      <w:hyperlink r:id="rId19">
-        <w:r>
-          <w:rPr>
-            <w:lang w:val="zh_TW" w:bidi="zh_TW"/>
-          </w:rPr>
-          <w:rPr>
-            <w:color w:val="0000EE"/>
-            <w:u w:val="single"/>
-          </w:rPr>
-          <w:t>路加福音1:5</w:t>
-        </w:r>
-      </w:hyperlink>
-    </w:p>
-    <w:p>
-      <w:pPr>
-        <w:pStyle w:val="ListBullet"/>
-        <w:spacing w:line="240" w:lineRule="auto"/>
-        <w:ind w:left="720"/>
-      </w:pPr>
-      <w:r>
-        <w:rPr>
-          <w:lang w:val="zh_TW" w:bidi="zh_TW"/>
-        </w:rPr>
-      </w:r>
-      <w:hyperlink r:id="rId20">
-        <w:r>
-          <w:rPr>
-            <w:lang w:val="zh_TW" w:bidi="zh_TW"/>
-          </w:rPr>
-          <w:rPr>
-            <w:color w:val="0000EE"/>
-            <w:u w:val="single"/>
-          </w:rPr>
-          <w:t>路加福音22:24–25</w:t>
-        </w:r>
-      </w:hyperlink>
-    </w:p>
-    <w:p>
-      <w:pPr>
-        <w:pStyle w:val="ListBullet"/>
-        <w:spacing w:line="240" w:lineRule="auto"/>
-        <w:ind w:left="720"/>
-      </w:pPr>
-      <w:r>
-        <w:rPr>
-          <w:lang w:val="zh_TW" w:bidi="zh_TW"/>
-        </w:rPr>
-      </w:r>
-      <w:hyperlink r:id="rId21">
-        <w:r>
-          <w:rPr>
-            <w:lang w:val="zh_TW" w:bidi="zh_TW"/>
-          </w:rPr>
-          <w:rPr>
-            <w:color w:val="0000EE"/>
-            <w:u w:val="single"/>
-          </w:rPr>
-          <w:t>馬太福音5:35</w:t>
-        </w:r>
-      </w:hyperlink>
-    </w:p>
-    <w:p>
-      <w:pPr>
-        <w:pStyle w:val="ListBullet"/>
-        <w:spacing w:line="240" w:lineRule="auto"/>
-        <w:ind w:left="720"/>
-      </w:pPr>
-      <w:r>
-        <w:rPr>
-          <w:lang w:val="zh_TW" w:bidi="zh_TW"/>
-        </w:rPr>
-      </w:r>
-      <w:hyperlink r:id="rId22">
-        <w:r>
-          <w:rPr>
-            <w:lang w:val="zh_TW" w:bidi="zh_TW"/>
-          </w:rPr>
-          <w:rPr>
-            <w:color w:val="0000EE"/>
-            <w:u w:val="single"/>
-          </w:rPr>
-          <w:t>馬太福音14:9</w:t>
-        </w:r>
-      </w:hyperlink>
+      <w:r>
+        <w:rPr>
+          <w:lang w:val="zh_TW" w:bidi="zh_TW"/>
+        </w:rPr>
+        <w:t>提摩太前書6:15–16</w:t>
+      </w:r>
+    </w:p>
+    <w:p>
+      <w:pPr>
+        <w:pStyle w:val="ListBullet"/>
+        <w:spacing w:line="240" w:lineRule="auto"/>
+        <w:ind w:left="720"/>
+      </w:pPr>
+      <w:r>
+        <w:rPr>
+          <w:lang w:val="zh_TW" w:bidi="zh_TW"/>
+        </w:rPr>
+      </w:r>
+      <w:r>
+        <w:rPr>
+          <w:lang w:val="zh_TW" w:bidi="zh_TW"/>
+        </w:rPr>
+        <w:t>列王紀下5:18</w:t>
+      </w:r>
+    </w:p>
+    <w:p>
+      <w:pPr>
+        <w:pStyle w:val="ListBullet"/>
+        <w:spacing w:line="240" w:lineRule="auto"/>
+        <w:ind w:left="720"/>
+      </w:pPr>
+      <w:r>
+        <w:rPr>
+          <w:lang w:val="zh_TW" w:bidi="zh_TW"/>
+        </w:rPr>
+      </w:r>
+      <w:r>
+        <w:rPr>
+          <w:lang w:val="zh_TW" w:bidi="zh_TW"/>
+        </w:rPr>
+        <w:t>撒母耳記下5:3</w:t>
+      </w:r>
+    </w:p>
+    <w:p>
+      <w:pPr>
+        <w:pStyle w:val="ListBullet"/>
+        <w:spacing w:line="240" w:lineRule="auto"/>
+        <w:ind w:left="720"/>
+      </w:pPr>
+      <w:r>
+        <w:rPr>
+          <w:lang w:val="zh_TW" w:bidi="zh_TW"/>
+        </w:rPr>
+      </w:r>
+      <w:r>
+        <w:rPr>
+          <w:lang w:val="zh_TW" w:bidi="zh_TW"/>
+        </w:rPr>
+        <w:t>使徒行傳7:9–10</w:t>
+      </w:r>
+    </w:p>
+    <w:p>
+      <w:pPr>
+        <w:pStyle w:val="ListBullet"/>
+        <w:spacing w:line="240" w:lineRule="auto"/>
+        <w:ind w:left="720"/>
+      </w:pPr>
+      <w:r>
+        <w:rPr>
+          <w:lang w:val="zh_TW" w:bidi="zh_TW"/>
+        </w:rPr>
+      </w:r>
+      <w:r>
+        <w:rPr>
+          <w:lang w:val="zh_TW" w:bidi="zh_TW"/>
+        </w:rPr>
+        <w:t>使徒行傳13:22</w:t>
+      </w:r>
+    </w:p>
+    <w:p>
+      <w:pPr>
+        <w:pStyle w:val="ListBullet"/>
+        <w:spacing w:line="240" w:lineRule="auto"/>
+        <w:ind w:left="720"/>
+      </w:pPr>
+      <w:r>
+        <w:rPr>
+          <w:lang w:val="zh_TW" w:bidi="zh_TW"/>
+        </w:rPr>
+      </w:r>
+      <w:r>
+        <w:rPr>
+          <w:lang w:val="zh_TW" w:bidi="zh_TW"/>
+        </w:rPr>
+        <w:t>約翰福音1:49–51</w:t>
+      </w:r>
+    </w:p>
+    <w:p>
+      <w:pPr>
+        <w:pStyle w:val="ListBullet"/>
+        <w:spacing w:line="240" w:lineRule="auto"/>
+        <w:ind w:left="720"/>
+      </w:pPr>
+      <w:r>
+        <w:rPr>
+          <w:lang w:val="zh_TW" w:bidi="zh_TW"/>
+        </w:rPr>
+      </w:r>
+      <w:r>
+        <w:rPr>
+          <w:lang w:val="zh_TW" w:bidi="zh_TW"/>
+        </w:rPr>
+        <w:t>路加福音1:5</w:t>
+      </w:r>
+    </w:p>
+    <w:p>
+      <w:pPr>
+        <w:pStyle w:val="ListBullet"/>
+        <w:spacing w:line="240" w:lineRule="auto"/>
+        <w:ind w:left="720"/>
+      </w:pPr>
+      <w:r>
+        <w:rPr>
+          <w:lang w:val="zh_TW" w:bidi="zh_TW"/>
+        </w:rPr>
+      </w:r>
+      <w:r>
+        <w:rPr>
+          <w:lang w:val="zh_TW" w:bidi="zh_TW"/>
+        </w:rPr>
+        <w:t>路加福音22:24–25</w:t>
+      </w:r>
+    </w:p>
+    <w:p>
+      <w:pPr>
+        <w:pStyle w:val="ListBullet"/>
+        <w:spacing w:line="240" w:lineRule="auto"/>
+        <w:ind w:left="720"/>
+      </w:pPr>
+      <w:r>
+        <w:rPr>
+          <w:lang w:val="zh_TW" w:bidi="zh_TW"/>
+        </w:rPr>
+      </w:r>
+      <w:r>
+        <w:rPr>
+          <w:lang w:val="zh_TW" w:bidi="zh_TW"/>
+        </w:rPr>
+        <w:t>馬太福音5:35</w:t>
+      </w:r>
+    </w:p>
+    <w:p>
+      <w:pPr>
+        <w:pStyle w:val="ListBullet"/>
+        <w:spacing w:line="240" w:lineRule="auto"/>
+        <w:ind w:left="720"/>
+      </w:pPr>
+      <w:r>
+        <w:rPr>
+          <w:lang w:val="zh_TW" w:bidi="zh_TW"/>
+        </w:rPr>
+      </w:r>
+      <w:r>
+        <w:rPr>
+          <w:lang w:val="zh_TW" w:bidi="zh_TW"/>
+        </w:rPr>
+        <w:t>馬太福音14:9</w:t>
+      </w:r>
     </w:p>
     <w:p>
       <w:pPr>
@@ -1170,114 +1110,84 @@
           <w:lang w:val="zh_TW" w:bidi="zh_TW"/>
         </w:rPr>
       </w:r>
-      <w:hyperlink r:id="rId23">
-        <w:r>
-          <w:rPr>
-            <w:lang w:val="zh_TW" w:bidi="zh_TW"/>
-          </w:rPr>
-          <w:rPr>
-            <w:color w:val="0000EE"/>
-            <w:u w:val="single"/>
-          </w:rPr>
-          <w:t>歴代志下28:7–8</w:t>
-        </w:r>
-      </w:hyperlink>
-    </w:p>
-    <w:p>
-      <w:pPr>
-        <w:pStyle w:val="ListBullet"/>
-        <w:spacing w:line="240" w:lineRule="auto"/>
-        <w:ind w:left="720"/>
-      </w:pPr>
-      <w:r>
-        <w:rPr>
-          <w:lang w:val="zh_TW" w:bidi="zh_TW"/>
-        </w:rPr>
-      </w:r>
-      <w:hyperlink r:id="rId24">
-        <w:r>
-          <w:rPr>
-            <w:lang w:val="zh_TW" w:bidi="zh_TW"/>
-          </w:rPr>
-          <w:rPr>
-            <w:color w:val="0000EE"/>
-            <w:u w:val="single"/>
-          </w:rPr>
-          <w:t>撒母耳記下11:2–3</w:t>
-        </w:r>
-      </w:hyperlink>
-    </w:p>
-    <w:p>
-      <w:pPr>
-        <w:pStyle w:val="ListBullet"/>
-        <w:spacing w:line="240" w:lineRule="auto"/>
-        <w:ind w:left="720"/>
-      </w:pPr>
-      <w:r>
-        <w:rPr>
-          <w:lang w:val="zh_TW" w:bidi="zh_TW"/>
-        </w:rPr>
-      </w:r>
-      <w:hyperlink r:id="rId25">
-        <w:r>
-          <w:rPr>
-            <w:lang w:val="zh_TW" w:bidi="zh_TW"/>
-          </w:rPr>
-          <w:rPr>
-            <w:color w:val="0000EE"/>
-            <w:u w:val="single"/>
-          </w:rPr>
-          <w:t>但以理書5:5–6</w:t>
-        </w:r>
-      </w:hyperlink>
-    </w:p>
-    <w:p>
-      <w:pPr>
-        <w:pStyle w:val="ListBullet"/>
-        <w:spacing w:line="240" w:lineRule="auto"/>
-        <w:ind w:left="720"/>
-      </w:pPr>
-      <w:r>
-        <w:rPr>
-          <w:lang w:val="zh_TW" w:bidi="zh_TW"/>
-        </w:rPr>
-      </w:r>
-      <w:hyperlink r:id="rId26">
-        <w:r>
-          <w:rPr>
-            <w:lang w:val="zh_TW" w:bidi="zh_TW"/>
-          </w:rPr>
-          <w:rPr>
-            <w:color w:val="0000EE"/>
-            <w:u w:val="single"/>
-          </w:rPr>
-          <w:t>馬太福音26:3–5</w:t>
-        </w:r>
-      </w:hyperlink>
-    </w:p>
-    <w:p>
-      <w:pPr>
-        <w:pStyle w:val="ListBullet"/>
-        <w:spacing w:line="240" w:lineRule="auto"/>
-        <w:ind w:left="720"/>
-      </w:pPr>
-      <w:r>
-        <w:rPr>
-          <w:lang w:val="zh_TW" w:bidi="zh_TW"/>
-        </w:rPr>
-      </w:r>
-      <w:hyperlink r:id="rId27">
-        <w:r>
-          <w:rPr>
-            <w:lang w:val="zh_TW" w:bidi="zh_TW"/>
-          </w:rPr>
-          <w:rPr>
-            <w:color w:val="0000EE"/>
-            <w:u w:val="single"/>
-          </w:rPr>
-          <w:t>詩篇45:8</w:t>
-        </w:r>
-      </w:hyperlink>
+      <w:r>
+        <w:rPr>
+          <w:lang w:val="zh_TW" w:bidi="zh_TW"/>
+        </w:rPr>
+        <w:t>歴代志下28:7–8</w:t>
+      </w:r>
+    </w:p>
+    <w:p>
+      <w:pPr>
+        <w:pStyle w:val="ListBullet"/>
+        <w:spacing w:line="240" w:lineRule="auto"/>
+        <w:ind w:left="720"/>
+      </w:pPr>
+      <w:r>
+        <w:rPr>
+          <w:lang w:val="zh_TW" w:bidi="zh_TW"/>
+        </w:rPr>
+      </w:r>
+      <w:r>
+        <w:rPr>
+          <w:lang w:val="zh_TW" w:bidi="zh_TW"/>
+        </w:rPr>
+        <w:t>撒母耳記下11:2–3</w:t>
+      </w:r>
+    </w:p>
+    <w:p>
+      <w:pPr>
+        <w:pStyle w:val="ListBullet"/>
+        <w:spacing w:line="240" w:lineRule="auto"/>
+        <w:ind w:left="720"/>
+      </w:pPr>
+      <w:r>
+        <w:rPr>
+          <w:lang w:val="zh_TW" w:bidi="zh_TW"/>
+        </w:rPr>
+      </w:r>
+      <w:r>
+        <w:rPr>
+          <w:lang w:val="zh_TW" w:bidi="zh_TW"/>
+        </w:rPr>
+        <w:t>但以理書5:5–6</w:t>
+      </w:r>
+    </w:p>
+    <w:p>
+      <w:pPr>
+        <w:pStyle w:val="ListBullet"/>
+        <w:spacing w:line="240" w:lineRule="auto"/>
+        <w:ind w:left="720"/>
+      </w:pPr>
+      <w:r>
+        <w:rPr>
+          <w:lang w:val="zh_TW" w:bidi="zh_TW"/>
+        </w:rPr>
+      </w:r>
+      <w:r>
+        <w:rPr>
+          <w:lang w:val="zh_TW" w:bidi="zh_TW"/>
+        </w:rPr>
+        <w:t>馬太福音26:3–5</w:t>
+      </w:r>
+    </w:p>
+    <w:p>
+      <w:pPr>
+        <w:pStyle w:val="ListBullet"/>
+        <w:spacing w:line="240" w:lineRule="auto"/>
+        <w:ind w:left="720"/>
+      </w:pPr>
+      <w:r>
+        <w:rPr>
+          <w:lang w:val="zh_TW" w:bidi="zh_TW"/>
+        </w:rPr>
+      </w:r>
+      <w:r>
+        <w:rPr>
+          <w:lang w:val="zh_TW" w:bidi="zh_TW"/>
+        </w:rPr>
+        <w:t>詩篇45:8</w:t>
+      </w:r>
     </w:p>
     <w:p>
       <w:pPr>
@@ -1648,210 +1558,156 @@
           <w:lang w:val="zh_TW" w:bidi="zh_TW"/>
         </w:rPr>
       </w:r>
-      <w:hyperlink r:id="rId28">
-        <w:r>
-          <w:rPr>
-            <w:lang w:val="zh_TW" w:bidi="zh_TW"/>
-          </w:rPr>
-          <w:rPr>
-            <w:color w:val="0000EE"/>
-            <w:u w:val="single"/>
-          </w:rPr>
-          <w:t>帖撒羅尼迦前書2:12</w:t>
-        </w:r>
-      </w:hyperlink>
-    </w:p>
-    <w:p>
-      <w:pPr>
-        <w:pStyle w:val="ListBullet"/>
-        <w:spacing w:line="240" w:lineRule="auto"/>
-        <w:ind w:left="720"/>
-      </w:pPr>
-      <w:r>
-        <w:rPr>
-          <w:lang w:val="zh_TW" w:bidi="zh_TW"/>
-        </w:rPr>
-      </w:r>
-      <w:hyperlink r:id="rId29">
-        <w:r>
-          <w:rPr>
-            <w:lang w:val="zh_TW" w:bidi="zh_TW"/>
-          </w:rPr>
-          <w:rPr>
-            <w:color w:val="0000EE"/>
-            <w:u w:val="single"/>
-          </w:rPr>
-          <w:t>提摩太後書4:17–18</w:t>
-        </w:r>
-      </w:hyperlink>
-    </w:p>
-    <w:p>
-      <w:pPr>
-        <w:pStyle w:val="ListBullet"/>
-        <w:spacing w:line="240" w:lineRule="auto"/>
-        <w:ind w:left="720"/>
-      </w:pPr>
-      <w:r>
-        <w:rPr>
-          <w:lang w:val="zh_TW" w:bidi="zh_TW"/>
-        </w:rPr>
-      </w:r>
-      <w:hyperlink r:id="rId30">
-        <w:r>
-          <w:rPr>
-            <w:lang w:val="zh_TW" w:bidi="zh_TW"/>
-          </w:rPr>
-          <w:rPr>
-            <w:color w:val="0000EE"/>
-            <w:u w:val="single"/>
-          </w:rPr>
-          <w:t>歌羅西書1:13–14</w:t>
-        </w:r>
-      </w:hyperlink>
-    </w:p>
-    <w:p>
-      <w:pPr>
-        <w:pStyle w:val="ListBullet"/>
-        <w:spacing w:line="240" w:lineRule="auto"/>
-        <w:ind w:left="720"/>
-      </w:pPr>
-      <w:r>
-        <w:rPr>
-          <w:lang w:val="zh_TW" w:bidi="zh_TW"/>
-        </w:rPr>
-      </w:r>
-      <w:hyperlink r:id="rId31">
-        <w:r>
-          <w:rPr>
-            <w:lang w:val="zh_TW" w:bidi="zh_TW"/>
-          </w:rPr>
-          <w:rPr>
-            <w:color w:val="0000EE"/>
-            <w:u w:val="single"/>
-          </w:rPr>
-          <w:t>約翰福音18:36</w:t>
-        </w:r>
-      </w:hyperlink>
-    </w:p>
-    <w:p>
-      <w:pPr>
-        <w:pStyle w:val="ListBullet"/>
-        <w:spacing w:line="240" w:lineRule="auto"/>
-        <w:ind w:left="720"/>
-      </w:pPr>
-      <w:r>
-        <w:rPr>
-          <w:lang w:val="zh_TW" w:bidi="zh_TW"/>
-        </w:rPr>
-      </w:r>
-      <w:hyperlink r:id="rId32">
-        <w:r>
-          <w:rPr>
-            <w:lang w:val="zh_TW" w:bidi="zh_TW"/>
-          </w:rPr>
-          <w:rPr>
-            <w:color w:val="0000EE"/>
-            <w:u w:val="single"/>
-          </w:rPr>
-          <w:t>馬可福音3:24</w:t>
-        </w:r>
-      </w:hyperlink>
-    </w:p>
-    <w:p>
-      <w:pPr>
-        <w:pStyle w:val="ListBullet"/>
-        <w:spacing w:line="240" w:lineRule="auto"/>
-        <w:ind w:left="720"/>
-      </w:pPr>
-      <w:r>
-        <w:rPr>
-          <w:lang w:val="zh_TW" w:bidi="zh_TW"/>
-        </w:rPr>
-      </w:r>
-      <w:hyperlink r:id="rId33">
-        <w:r>
-          <w:rPr>
-            <w:lang w:val="zh_TW" w:bidi="zh_TW"/>
-          </w:rPr>
-          <w:rPr>
-            <w:color w:val="0000EE"/>
-            <w:u w:val="single"/>
-          </w:rPr>
-          <w:t>馬太福音4:7–9</w:t>
-        </w:r>
-      </w:hyperlink>
-    </w:p>
-    <w:p>
-      <w:pPr>
-        <w:pStyle w:val="ListBullet"/>
-        <w:spacing w:line="240" w:lineRule="auto"/>
-        <w:ind w:left="720"/>
-      </w:pPr>
-      <w:r>
-        <w:rPr>
-          <w:lang w:val="zh_TW" w:bidi="zh_TW"/>
-        </w:rPr>
-      </w:r>
-      <w:hyperlink r:id="rId34">
-        <w:r>
-          <w:rPr>
-            <w:lang w:val="zh_TW" w:bidi="zh_TW"/>
-          </w:rPr>
-          <w:rPr>
-            <w:color w:val="0000EE"/>
-            <w:u w:val="single"/>
-          </w:rPr>
-          <w:t>馬太福音13:19</w:t>
-        </w:r>
-      </w:hyperlink>
-    </w:p>
-    <w:p>
-      <w:pPr>
-        <w:pStyle w:val="ListBullet"/>
-        <w:spacing w:line="240" w:lineRule="auto"/>
-        <w:ind w:left="720"/>
-      </w:pPr>
-      <w:r>
-        <w:rPr>
-          <w:lang w:val="zh_TW" w:bidi="zh_TW"/>
-        </w:rPr>
-      </w:r>
-      <w:hyperlink r:id="rId35">
-        <w:r>
-          <w:rPr>
-            <w:lang w:val="zh_TW" w:bidi="zh_TW"/>
-          </w:rPr>
-          <w:rPr>
-            <w:color w:val="0000EE"/>
-            <w:u w:val="single"/>
-          </w:rPr>
-          <w:t>馬太福音16:28</w:t>
-        </w:r>
-      </w:hyperlink>
-    </w:p>
-    <w:p>
-      <w:pPr>
-        <w:pStyle w:val="ListBullet"/>
-        <w:spacing w:line="240" w:lineRule="auto"/>
-        <w:ind w:left="720"/>
-      </w:pPr>
-      <w:r>
-        <w:rPr>
-          <w:lang w:val="zh_TW" w:bidi="zh_TW"/>
-        </w:rPr>
-      </w:r>
-      <w:hyperlink r:id="rId36">
-        <w:r>
-          <w:rPr>
-            <w:lang w:val="zh_TW" w:bidi="zh_TW"/>
-          </w:rPr>
-          <w:rPr>
-            <w:color w:val="0000EE"/>
-            <w:u w:val="single"/>
-          </w:rPr>
-          <w:t>啟示錄1:9</w:t>
-        </w:r>
-      </w:hyperlink>
+      <w:r>
+        <w:rPr>
+          <w:lang w:val="zh_TW" w:bidi="zh_TW"/>
+        </w:rPr>
+        <w:t>帖撒羅尼迦前書2:12</w:t>
+      </w:r>
+    </w:p>
+    <w:p>
+      <w:pPr>
+        <w:pStyle w:val="ListBullet"/>
+        <w:spacing w:line="240" w:lineRule="auto"/>
+        <w:ind w:left="720"/>
+      </w:pPr>
+      <w:r>
+        <w:rPr>
+          <w:lang w:val="zh_TW" w:bidi="zh_TW"/>
+        </w:rPr>
+      </w:r>
+      <w:r>
+        <w:rPr>
+          <w:lang w:val="zh_TW" w:bidi="zh_TW"/>
+        </w:rPr>
+        <w:t>提摩太後書4:17–18</w:t>
+      </w:r>
+    </w:p>
+    <w:p>
+      <w:pPr>
+        <w:pStyle w:val="ListBullet"/>
+        <w:spacing w:line="240" w:lineRule="auto"/>
+        <w:ind w:left="720"/>
+      </w:pPr>
+      <w:r>
+        <w:rPr>
+          <w:lang w:val="zh_TW" w:bidi="zh_TW"/>
+        </w:rPr>
+      </w:r>
+      <w:r>
+        <w:rPr>
+          <w:lang w:val="zh_TW" w:bidi="zh_TW"/>
+        </w:rPr>
+        <w:t>歌羅西書1:13–14</w:t>
+      </w:r>
+    </w:p>
+    <w:p>
+      <w:pPr>
+        <w:pStyle w:val="ListBullet"/>
+        <w:spacing w:line="240" w:lineRule="auto"/>
+        <w:ind w:left="720"/>
+      </w:pPr>
+      <w:r>
+        <w:rPr>
+          <w:lang w:val="zh_TW" w:bidi="zh_TW"/>
+        </w:rPr>
+      </w:r>
+      <w:r>
+        <w:rPr>
+          <w:lang w:val="zh_TW" w:bidi="zh_TW"/>
+        </w:rPr>
+        <w:t>約翰福音18:36</w:t>
+      </w:r>
+    </w:p>
+    <w:p>
+      <w:pPr>
+        <w:pStyle w:val="ListBullet"/>
+        <w:spacing w:line="240" w:lineRule="auto"/>
+        <w:ind w:left="720"/>
+      </w:pPr>
+      <w:r>
+        <w:rPr>
+          <w:lang w:val="zh_TW" w:bidi="zh_TW"/>
+        </w:rPr>
+      </w:r>
+      <w:r>
+        <w:rPr>
+          <w:lang w:val="zh_TW" w:bidi="zh_TW"/>
+        </w:rPr>
+        <w:t>馬可福音3:24</w:t>
+      </w:r>
+    </w:p>
+    <w:p>
+      <w:pPr>
+        <w:pStyle w:val="ListBullet"/>
+        <w:spacing w:line="240" w:lineRule="auto"/>
+        <w:ind w:left="720"/>
+      </w:pPr>
+      <w:r>
+        <w:rPr>
+          <w:lang w:val="zh_TW" w:bidi="zh_TW"/>
+        </w:rPr>
+      </w:r>
+      <w:r>
+        <w:rPr>
+          <w:lang w:val="zh_TW" w:bidi="zh_TW"/>
+        </w:rPr>
+        <w:t>馬太福音4:7–9</w:t>
+      </w:r>
+    </w:p>
+    <w:p>
+      <w:pPr>
+        <w:pStyle w:val="ListBullet"/>
+        <w:spacing w:line="240" w:lineRule="auto"/>
+        <w:ind w:left="720"/>
+      </w:pPr>
+      <w:r>
+        <w:rPr>
+          <w:lang w:val="zh_TW" w:bidi="zh_TW"/>
+        </w:rPr>
+      </w:r>
+      <w:r>
+        <w:rPr>
+          <w:lang w:val="zh_TW" w:bidi="zh_TW"/>
+        </w:rPr>
+        <w:t>馬太福音13:19</w:t>
+      </w:r>
+    </w:p>
+    <w:p>
+      <w:pPr>
+        <w:pStyle w:val="ListBullet"/>
+        <w:spacing w:line="240" w:lineRule="auto"/>
+        <w:ind w:left="720"/>
+      </w:pPr>
+      <w:r>
+        <w:rPr>
+          <w:lang w:val="zh_TW" w:bidi="zh_TW"/>
+        </w:rPr>
+      </w:r>
+      <w:r>
+        <w:rPr>
+          <w:lang w:val="zh_TW" w:bidi="zh_TW"/>
+        </w:rPr>
+        <w:t>馬太福音16:28</w:t>
+      </w:r>
+    </w:p>
+    <w:p>
+      <w:pPr>
+        <w:pStyle w:val="ListBullet"/>
+        <w:spacing w:line="240" w:lineRule="auto"/>
+        <w:ind w:left="720"/>
+      </w:pPr>
+      <w:r>
+        <w:rPr>
+          <w:lang w:val="zh_TW" w:bidi="zh_TW"/>
+        </w:rPr>
+      </w:r>
+      <w:r>
+        <w:rPr>
+          <w:lang w:val="zh_TW" w:bidi="zh_TW"/>
+        </w:rPr>
+        <w:t>啟示錄1:9</w:t>
+      </w:r>
     </w:p>
     <w:p>
       <w:pPr>
@@ -2345,90 +2201,66 @@
           <w:lang w:val="zh_TW" w:bidi="zh_TW"/>
         </w:rPr>
       </w:r>
-      <w:hyperlink r:id="rId37">
-        <w:r>
-          <w:rPr>
-            <w:lang w:val="zh_TW" w:bidi="zh_TW"/>
-          </w:rPr>
-          <w:rPr>
-            <w:color w:val="0000EE"/>
-            <w:u w:val="single"/>
-          </w:rPr>
-          <w:t>列王紀上10:13</w:t>
-        </w:r>
-      </w:hyperlink>
-    </w:p>
-    <w:p>
-      <w:pPr>
-        <w:pStyle w:val="ListBullet"/>
-        <w:spacing w:line="240" w:lineRule="auto"/>
-        <w:ind w:left="720"/>
-      </w:pPr>
-      <w:r>
-        <w:rPr>
-          <w:lang w:val="zh_TW" w:bidi="zh_TW"/>
-        </w:rPr>
-      </w:r>
-      <w:hyperlink r:id="rId38">
-        <w:r>
-          <w:rPr>
-            <w:lang w:val="zh_TW" w:bidi="zh_TW"/>
-          </w:rPr>
-          <w:rPr>
-            <w:color w:val="0000EE"/>
-            <w:u w:val="single"/>
-          </w:rPr>
-          <w:t>歷代志下18:28–30</w:t>
-        </w:r>
-      </w:hyperlink>
-    </w:p>
-    <w:p>
-      <w:pPr>
-        <w:pStyle w:val="ListBullet"/>
-        <w:spacing w:line="240" w:lineRule="auto"/>
-        <w:ind w:left="720"/>
-      </w:pPr>
-      <w:r>
-        <w:rPr>
-          <w:lang w:val="zh_TW" w:bidi="zh_TW"/>
-        </w:rPr>
-      </w:r>
-      <w:hyperlink r:id="rId39">
-        <w:r>
-          <w:rPr>
-            <w:lang w:val="zh_TW" w:bidi="zh_TW"/>
-          </w:rPr>
-          <w:rPr>
-            <w:color w:val="0000EE"/>
-            <w:u w:val="single"/>
-          </w:rPr>
-          <w:t>阿摩司書7:13</w:t>
-        </w:r>
-      </w:hyperlink>
-    </w:p>
-    <w:p>
-      <w:pPr>
-        <w:pStyle w:val="ListBullet"/>
-        <w:spacing w:line="240" w:lineRule="auto"/>
-        <w:ind w:left="720"/>
-      </w:pPr>
-      <w:r>
-        <w:rPr>
-          <w:lang w:val="zh_TW" w:bidi="zh_TW"/>
-        </w:rPr>
-      </w:r>
-      <w:hyperlink r:id="rId40">
-        <w:r>
-          <w:rPr>
-            <w:lang w:val="zh_TW" w:bidi="zh_TW"/>
-          </w:rPr>
-          <w:rPr>
-            <w:color w:val="0000EE"/>
-            <w:u w:val="single"/>
-          </w:rPr>
-          <w:t>創世記49:19–21</w:t>
-        </w:r>
-      </w:hyperlink>
+      <w:r>
+        <w:rPr>
+          <w:lang w:val="zh_TW" w:bidi="zh_TW"/>
+        </w:rPr>
+        <w:t>列王紀上10:13</w:t>
+      </w:r>
+    </w:p>
+    <w:p>
+      <w:pPr>
+        <w:pStyle w:val="ListBullet"/>
+        <w:spacing w:line="240" w:lineRule="auto"/>
+        <w:ind w:left="720"/>
+      </w:pPr>
+      <w:r>
+        <w:rPr>
+          <w:lang w:val="zh_TW" w:bidi="zh_TW"/>
+        </w:rPr>
+      </w:r>
+      <w:r>
+        <w:rPr>
+          <w:lang w:val="zh_TW" w:bidi="zh_TW"/>
+        </w:rPr>
+        <w:t>歷代志下18:28–30</w:t>
+      </w:r>
+    </w:p>
+    <w:p>
+      <w:pPr>
+        <w:pStyle w:val="ListBullet"/>
+        <w:spacing w:line="240" w:lineRule="auto"/>
+        <w:ind w:left="720"/>
+      </w:pPr>
+      <w:r>
+        <w:rPr>
+          <w:lang w:val="zh_TW" w:bidi="zh_TW"/>
+        </w:rPr>
+      </w:r>
+      <w:r>
+        <w:rPr>
+          <w:lang w:val="zh_TW" w:bidi="zh_TW"/>
+        </w:rPr>
+        <w:t>阿摩司書7:13</w:t>
+      </w:r>
+    </w:p>
+    <w:p>
+      <w:pPr>
+        <w:pStyle w:val="ListBullet"/>
+        <w:spacing w:line="240" w:lineRule="auto"/>
+        <w:ind w:left="720"/>
+      </w:pPr>
+      <w:r>
+        <w:rPr>
+          <w:lang w:val="zh_TW" w:bidi="zh_TW"/>
+        </w:rPr>
+      </w:r>
+      <w:r>
+        <w:rPr>
+          <w:lang w:val="zh_TW" w:bidi="zh_TW"/>
+        </w:rPr>
+        <w:t>創世記49:19–21</w:t>
+      </w:r>
     </w:p>
     <w:p>
       <w:pPr>
@@ -2865,90 +2697,66 @@
           <w:lang w:val="zh_TW" w:bidi="zh_TW"/>
         </w:rPr>
       </w:r>
-      <w:hyperlink r:id="rId41">
-        <w:r>
-          <w:rPr>
-            <w:lang w:val="zh_TW" w:bidi="zh_TW"/>
-          </w:rPr>
-          <w:rPr>
-            <w:color w:val="0000EE"/>
-            <w:u w:val="single"/>
-          </w:rPr>
-          <w:t>使徒行傳5:29–32</w:t>
-        </w:r>
-      </w:hyperlink>
-    </w:p>
-    <w:p>
-      <w:pPr>
-        <w:pStyle w:val="ListBullet"/>
-        <w:spacing w:line="240" w:lineRule="auto"/>
-        <w:ind w:left="720"/>
-      </w:pPr>
-      <w:r>
-        <w:rPr>
-          <w:lang w:val="zh_TW" w:bidi="zh_TW"/>
-        </w:rPr>
-      </w:r>
-      <w:hyperlink r:id="rId42">
-        <w:r>
-          <w:rPr>
-            <w:lang w:val="zh_TW" w:bidi="zh_TW"/>
-          </w:rPr>
-          <w:rPr>
-            <w:color w:val="0000EE"/>
-            <w:u w:val="single"/>
-          </w:rPr>
-          <w:t>創世記12:15</w:t>
-        </w:r>
-      </w:hyperlink>
-    </w:p>
-    <w:p>
-      <w:pPr>
-        <w:pStyle w:val="ListBullet"/>
-        <w:spacing w:line="240" w:lineRule="auto"/>
-        <w:ind w:left="720"/>
-      </w:pPr>
-      <w:r>
-        <w:rPr>
-          <w:lang w:val="zh_TW" w:bidi="zh_TW"/>
-        </w:rPr>
-      </w:r>
-      <w:hyperlink r:id="rId43">
-        <w:r>
-          <w:rPr>
-            <w:lang w:val="zh_TW" w:bidi="zh_TW"/>
-          </w:rPr>
-          <w:rPr>
-            <w:color w:val="0000EE"/>
-            <w:u w:val="single"/>
-          </w:rPr>
-          <w:t>創世記49:26</w:t>
-        </w:r>
-      </w:hyperlink>
-    </w:p>
-    <w:p>
-      <w:pPr>
-        <w:pStyle w:val="ListBullet"/>
-        <w:spacing w:line="240" w:lineRule="auto"/>
-        <w:ind w:left="720"/>
-      </w:pPr>
-      <w:r>
-        <w:rPr>
-          <w:lang w:val="zh_TW" w:bidi="zh_TW"/>
-        </w:rPr>
-      </w:r>
-      <w:hyperlink r:id="rId44">
-        <w:r>
-          <w:rPr>
-            <w:lang w:val="zh_TW" w:bidi="zh_TW"/>
-          </w:rPr>
-          <w:rPr>
-            <w:color w:val="0000EE"/>
-            <w:u w:val="single"/>
-          </w:rPr>
-          <w:t>路加福音1:52</w:t>
-        </w:r>
-      </w:hyperlink>
+      <w:r>
+        <w:rPr>
+          <w:lang w:val="zh_TW" w:bidi="zh_TW"/>
+        </w:rPr>
+        <w:t>使徒行傳5:29–32</w:t>
+      </w:r>
+    </w:p>
+    <w:p>
+      <w:pPr>
+        <w:pStyle w:val="ListBullet"/>
+        <w:spacing w:line="240" w:lineRule="auto"/>
+        <w:ind w:left="720"/>
+      </w:pPr>
+      <w:r>
+        <w:rPr>
+          <w:lang w:val="zh_TW" w:bidi="zh_TW"/>
+        </w:rPr>
+      </w:r>
+      <w:r>
+        <w:rPr>
+          <w:lang w:val="zh_TW" w:bidi="zh_TW"/>
+        </w:rPr>
+        <w:t>創世記12:15</w:t>
+      </w:r>
+    </w:p>
+    <w:p>
+      <w:pPr>
+        <w:pStyle w:val="ListBullet"/>
+        <w:spacing w:line="240" w:lineRule="auto"/>
+        <w:ind w:left="720"/>
+      </w:pPr>
+      <w:r>
+        <w:rPr>
+          <w:lang w:val="zh_TW" w:bidi="zh_TW"/>
+        </w:rPr>
+      </w:r>
+      <w:r>
+        <w:rPr>
+          <w:lang w:val="zh_TW" w:bidi="zh_TW"/>
+        </w:rPr>
+        <w:t>創世記49:26</w:t>
+      </w:r>
+    </w:p>
+    <w:p>
+      <w:pPr>
+        <w:pStyle w:val="ListBullet"/>
+        <w:spacing w:line="240" w:lineRule="auto"/>
+        <w:ind w:left="720"/>
+      </w:pPr>
+      <w:r>
+        <w:rPr>
+          <w:lang w:val="zh_TW" w:bidi="zh_TW"/>
+        </w:rPr>
+      </w:r>
+      <w:r>
+        <w:rPr>
+          <w:lang w:val="zh_TW" w:bidi="zh_TW"/>
+        </w:rPr>
+        <w:t>路加福音1:52</w:t>
+      </w:r>
     </w:p>
     <w:p>
       <w:pPr>
@@ -3248,90 +3056,66 @@
           <w:lang w:val="zh_TW" w:bidi="zh_TW"/>
         </w:rPr>
       </w:r>
-      <w:hyperlink r:id="rId45">
-        <w:r>
-          <w:rPr>
-            <w:lang w:val="zh_TW" w:bidi="zh_TW"/>
-          </w:rPr>
-          <w:rPr>
-            <w:color w:val="0000EE"/>
-            <w:u w:val="single"/>
-          </w:rPr>
-          <w:t>傳道書7:26</w:t>
-        </w:r>
-      </w:hyperlink>
-    </w:p>
-    <w:p>
-      <w:pPr>
-        <w:pStyle w:val="ListBullet"/>
-        <w:spacing w:line="240" w:lineRule="auto"/>
-        <w:ind w:left="720"/>
-      </w:pPr>
-      <w:r>
-        <w:rPr>
-          <w:lang w:val="zh_TW" w:bidi="zh_TW"/>
-        </w:rPr>
-      </w:r>
-      <w:hyperlink r:id="rId46">
-        <w:r>
-          <w:rPr>
-            <w:lang w:val="zh_TW" w:bidi="zh_TW"/>
-          </w:rPr>
-          <w:rPr>
-            <w:color w:val="0000EE"/>
-            <w:u w:val="single"/>
-          </w:rPr>
-          <w:t>路加福音21:34</w:t>
-        </w:r>
-      </w:hyperlink>
-    </w:p>
-    <w:p>
-      <w:pPr>
-        <w:pStyle w:val="ListBullet"/>
-        <w:spacing w:line="240" w:lineRule="auto"/>
-        <w:ind w:left="720"/>
-      </w:pPr>
-      <w:r>
-        <w:rPr>
-          <w:lang w:val="zh_TW" w:bidi="zh_TW"/>
-        </w:rPr>
-      </w:r>
-      <w:hyperlink r:id="rId47">
-        <w:r>
-          <w:rPr>
-            <w:lang w:val="zh_TW" w:bidi="zh_TW"/>
-          </w:rPr>
-          <w:rPr>
-            <w:color w:val="0000EE"/>
-            <w:u w:val="single"/>
-          </w:rPr>
-          <w:t>馬可福音12:13</w:t>
-        </w:r>
-      </w:hyperlink>
-    </w:p>
-    <w:p>
-      <w:pPr>
-        <w:pStyle w:val="ListBullet"/>
-        <w:spacing w:line="240" w:lineRule="auto"/>
-        <w:ind w:left="720"/>
-      </w:pPr>
-      <w:r>
-        <w:rPr>
-          <w:lang w:val="zh_TW" w:bidi="zh_TW"/>
-        </w:rPr>
-      </w:r>
-      <w:hyperlink r:id="rId48">
-        <w:r>
-          <w:rPr>
-            <w:lang w:val="zh_TW" w:bidi="zh_TW"/>
-          </w:rPr>
-          <w:rPr>
-            <w:color w:val="0000EE"/>
-            <w:u w:val="single"/>
-          </w:rPr>
-          <w:t>詩篇18:5</w:t>
-        </w:r>
-      </w:hyperlink>
+      <w:r>
+        <w:rPr>
+          <w:lang w:val="zh_TW" w:bidi="zh_TW"/>
+        </w:rPr>
+        <w:t>傳道書7:26</w:t>
+      </w:r>
+    </w:p>
+    <w:p>
+      <w:pPr>
+        <w:pStyle w:val="ListBullet"/>
+        <w:spacing w:line="240" w:lineRule="auto"/>
+        <w:ind w:left="720"/>
+      </w:pPr>
+      <w:r>
+        <w:rPr>
+          <w:lang w:val="zh_TW" w:bidi="zh_TW"/>
+        </w:rPr>
+      </w:r>
+      <w:r>
+        <w:rPr>
+          <w:lang w:val="zh_TW" w:bidi="zh_TW"/>
+        </w:rPr>
+        <w:t>路加福音21:34</w:t>
+      </w:r>
+    </w:p>
+    <w:p>
+      <w:pPr>
+        <w:pStyle w:val="ListBullet"/>
+        <w:spacing w:line="240" w:lineRule="auto"/>
+        <w:ind w:left="720"/>
+      </w:pPr>
+      <w:r>
+        <w:rPr>
+          <w:lang w:val="zh_TW" w:bidi="zh_TW"/>
+        </w:rPr>
+      </w:r>
+      <w:r>
+        <w:rPr>
+          <w:lang w:val="zh_TW" w:bidi="zh_TW"/>
+        </w:rPr>
+        <w:t>馬可福音12:13</w:t>
+      </w:r>
+    </w:p>
+    <w:p>
+      <w:pPr>
+        <w:pStyle w:val="ListBullet"/>
+        <w:spacing w:line="240" w:lineRule="auto"/>
+        <w:ind w:left="720"/>
+      </w:pPr>
+      <w:r>
+        <w:rPr>
+          <w:lang w:val="zh_TW" w:bidi="zh_TW"/>
+        </w:rPr>
+      </w:r>
+      <w:r>
+        <w:rPr>
+          <w:lang w:val="zh_TW" w:bidi="zh_TW"/>
+        </w:rPr>
+        <w:t>詩篇18:5</w:t>
+      </w:r>
     </w:p>
     <w:p>
       <w:pPr>

--- a/zht/docx/188.content.docx
+++ b/zht/docx/188.content.docx
@@ -1049,13 +1049,1056 @@
         <w:rPr>
           <w:lang w:val="zh_TW" w:bidi="zh_TW"/>
         </w:rPr>
+        <w:t>（另見：內院、</w:t>
+      </w:r>
+      <w:r>
+        <w:rPr>
+          <w:lang w:val="zh_TW" w:bidi="zh_TW"/>
+        </w:rPr>
+        <w:t>大祭司</w:t>
+      </w:r>
+      <w:r>
+        <w:rPr>
+          <w:lang w:val="zh_TW" w:bidi="zh_TW"/>
+        </w:rPr>
+        <w:t>、</w:t>
+      </w:r>
+      <w:r>
+        <w:rPr>
+          <w:lang w:val="zh_TW" w:bidi="zh_TW"/>
+        </w:rPr>
+        <w:t>國王</w:t>
+      </w:r>
+      <w:r>
+        <w:rPr>
+          <w:lang w:val="zh_TW" w:bidi="zh_TW"/>
+        </w:rPr>
+        <w:t>）</w:t>
+      </w:r>
+    </w:p>
+    <w:p>
+      <w:pPr>
+        <w:pStyle w:val="Heading3"/>
+      </w:pPr>
+      <w:r>
+        <w:rPr>
+          <w:lang w:val="zh_TW" w:bidi="zh_TW"/>
+        </w:rPr>
+        <w:t>參考經文：</w:t>
+      </w:r>
+    </w:p>
+    <w:p>
+      <w:pPr>
+        <w:pStyle w:val="ListBullet"/>
+        <w:spacing w:line="240" w:lineRule="auto"/>
+        <w:ind w:left="720"/>
+      </w:pPr>
+      <w:r>
+        <w:rPr>
+          <w:lang w:val="zh_TW" w:bidi="zh_TW"/>
+        </w:rPr>
+      </w:r>
+      <w:r>
+        <w:rPr>
+          <w:lang w:val="zh_TW" w:bidi="zh_TW"/>
+        </w:rPr>
+        <w:t>歴代志下28:7–8</w:t>
+      </w:r>
+    </w:p>
+    <w:p>
+      <w:pPr>
+        <w:pStyle w:val="ListBullet"/>
+        <w:spacing w:line="240" w:lineRule="auto"/>
+        <w:ind w:left="720"/>
+      </w:pPr>
+      <w:r>
+        <w:rPr>
+          <w:lang w:val="zh_TW" w:bidi="zh_TW"/>
+        </w:rPr>
+      </w:r>
+      <w:r>
+        <w:rPr>
+          <w:lang w:val="zh_TW" w:bidi="zh_TW"/>
+        </w:rPr>
+        <w:t>撒母耳記下11:2–3</w:t>
+      </w:r>
+    </w:p>
+    <w:p>
+      <w:pPr>
+        <w:pStyle w:val="ListBullet"/>
+        <w:spacing w:line="240" w:lineRule="auto"/>
+        <w:ind w:left="720"/>
+      </w:pPr>
+      <w:r>
+        <w:rPr>
+          <w:lang w:val="zh_TW" w:bidi="zh_TW"/>
+        </w:rPr>
+      </w:r>
+      <w:r>
+        <w:rPr>
+          <w:lang w:val="zh_TW" w:bidi="zh_TW"/>
+        </w:rPr>
+        <w:t>但以理書5:5–6</w:t>
+      </w:r>
+    </w:p>
+    <w:p>
+      <w:pPr>
+        <w:pStyle w:val="ListBullet"/>
+        <w:spacing w:line="240" w:lineRule="auto"/>
+        <w:ind w:left="720"/>
+      </w:pPr>
+      <w:r>
+        <w:rPr>
+          <w:lang w:val="zh_TW" w:bidi="zh_TW"/>
+        </w:rPr>
+      </w:r>
+      <w:r>
+        <w:rPr>
+          <w:lang w:val="zh_TW" w:bidi="zh_TW"/>
+        </w:rPr>
+        <w:t>馬太福音26:3–5</w:t>
+      </w:r>
+    </w:p>
+    <w:p>
+      <w:pPr>
+        <w:pStyle w:val="ListBullet"/>
+        <w:spacing w:line="240" w:lineRule="auto"/>
+        <w:ind w:left="720"/>
+      </w:pPr>
+      <w:r>
+        <w:rPr>
+          <w:lang w:val="zh_TW" w:bidi="zh_TW"/>
+        </w:rPr>
+      </w:r>
+      <w:r>
+        <w:rPr>
+          <w:lang w:val="zh_TW" w:bidi="zh_TW"/>
+        </w:rPr>
+        <w:t>詩篇45:8</w:t>
+      </w:r>
+    </w:p>
+    <w:p>
+      <w:pPr>
+        <w:pStyle w:val="Heading3"/>
+      </w:pPr>
+      <w:r>
+        <w:rPr>
+          <w:lang w:val="zh_TW" w:bidi="zh_TW"/>
+        </w:rPr>
+        <w:t>原文參照：</w:t>
+      </w:r>
+    </w:p>
+    <w:p>
+      <w:pPr>
+        <w:pStyle w:val="ListBullet"/>
+        <w:spacing w:line="240" w:lineRule="auto"/>
+        <w:ind w:left="720"/>
+      </w:pPr>
+      <w:r>
+        <w:rPr>
+          <w:lang w:val="zh_TW" w:bidi="zh_TW"/>
+        </w:rPr>
+      </w:r>
+      <w:r>
+        <w:rPr>
+          <w:lang w:val="zh_TW" w:bidi="zh_TW"/>
+        </w:rPr>
+        <w:t>史特朗號：H0759，H1002，H1004，H1055，H1406，H1964，H1965，G08330，G09330，G42320</w:t>
+      </w:r>
+      <w:r>
+        <w:rPr>
+          <w:lang w:val="zh_TW" w:bidi="zh_TW"/>
+        </w:rPr>
+      </w:r>
+      <w:r>
+        <w:rPr>
+          <w:lang w:val="zh_TW" w:bidi="zh_TW"/>
+        </w:rPr>
+      </w:r>
+    </w:p>
+    <w:p>
+      <w:pPr/>
+      <w:r>
+        <w:rPr>
+          <w:lang w:val="zh_TW" w:bidi="zh_TW"/>
+        </w:rPr>
+      </w:r>
+    </w:p>
+    <w:p>
+      <w:pPr>
+        <w:pStyle w:val="Heading2"/>
+      </w:pPr>
+      <w:r>
+        <w:rPr>
+          <w:lang w:val="zh_TW" w:bidi="zh_TW"/>
+        </w:rPr>
+        <w:t>王國</w:t>
+      </w:r>
+      <w:r>
+        <w:rPr>
+          <w:lang w:val="zh_TW" w:bidi="zh_TW"/>
+        </w:rPr>
+      </w:r>
+    </w:p>
+    <w:p>
+      <w:pPr>
+        <w:pStyle w:val="Heading3"/>
+      </w:pPr>
+      <w:r>
+        <w:rPr>
+          <w:lang w:val="zh_TW" w:bidi="zh_TW"/>
+        </w:rPr>
+        <w:t>定義：</w:t>
+      </w:r>
+    </w:p>
+    <w:p>
+      <w:pPr/>
+      <w:r>
+        <w:rPr>
+          <w:lang w:val="zh_TW" w:bidi="zh_TW"/>
+        </w:rPr>
+      </w:r>
+      <w:r>
+        <w:rPr>
+          <w:lang w:val="zh_TW" w:bidi="zh_TW"/>
+        </w:rPr>
+        <w:t>王國是一群由國王統治的人。它也指國王或其他統治者擁有控制權和權柄的領域或政治區域。</w:t>
+      </w:r>
+    </w:p>
+    <w:p>
+      <w:pPr>
+        <w:pStyle w:val="ListBullet"/>
+        <w:spacing w:line="240" w:lineRule="auto"/>
+        <w:ind w:left="720"/>
+      </w:pPr>
+      <w:r>
+        <w:rPr>
+          <w:lang w:val="zh_TW" w:bidi="zh_TW"/>
+        </w:rPr>
+      </w:r>
+      <w:r>
+        <w:rPr>
+          <w:lang w:val="zh_TW" w:bidi="zh_TW"/>
+        </w:rPr>
+        <w:t>一個王國的地理疆域可大可小。國王可以統治一個民族或地區，或可以只統治一個城市。</w:t>
+      </w:r>
+    </w:p>
+    <w:p>
+      <w:pPr>
+        <w:pStyle w:val="ListBullet"/>
+        <w:spacing w:line="240" w:lineRule="auto"/>
+        <w:ind w:left="720"/>
+      </w:pPr>
+      <w:r>
+        <w:rPr>
+          <w:lang w:val="zh_TW" w:bidi="zh_TW"/>
+        </w:rPr>
+      </w:r>
+      <w:r>
+        <w:rPr>
+          <w:lang w:val="zh_TW" w:bidi="zh_TW"/>
+        </w:rPr>
+        <w:t>「王國」一詞也可以指屬靈上的統治或權柄，如「神的國」一詞。</w:t>
+      </w:r>
+    </w:p>
+    <w:p>
+      <w:pPr>
+        <w:pStyle w:val="ListBullet"/>
+        <w:spacing w:line="240" w:lineRule="auto"/>
+        <w:ind w:left="720"/>
+      </w:pPr>
+      <w:r>
+        <w:rPr>
+          <w:lang w:val="zh_TW" w:bidi="zh_TW"/>
+        </w:rPr>
+      </w:r>
+      <w:r>
+        <w:rPr>
+          <w:lang w:val="zh_TW" w:bidi="zh_TW"/>
+        </w:rPr>
+        <w:t>神是所有受造之物的統治者，但「神的國」這個詞特別指的是祂對那些信靠耶穌並服從祂權柄的人的統治和權柄。</w:t>
+      </w:r>
+    </w:p>
+    <w:p>
+      <w:pPr>
+        <w:pStyle w:val="ListBullet"/>
+        <w:spacing w:line="240" w:lineRule="auto"/>
+        <w:ind w:left="720"/>
+      </w:pPr>
+      <w:r>
+        <w:rPr>
+          <w:lang w:val="zh_TW" w:bidi="zh_TW"/>
+        </w:rPr>
+      </w:r>
+      <w:r>
+        <w:rPr>
+          <w:lang w:val="zh_TW" w:bidi="zh_TW"/>
+        </w:rPr>
+        <w:t>聖經也談到撒但擁有一個「國」，在其中牠暫時統治地上的許多事物。牠的國是邪惡的，被稱為「黑暗」。</w:t>
+      </w:r>
+    </w:p>
+    <w:p>
+      <w:pPr>
+        <w:pStyle w:val="Heading3"/>
+      </w:pPr>
+      <w:r>
+        <w:rPr>
+          <w:lang w:val="zh_TW" w:bidi="zh_TW"/>
+        </w:rPr>
+        <w:t>翻譯相關建議：</w:t>
+      </w:r>
+    </w:p>
+    <w:p>
+      <w:pPr>
+        <w:pStyle w:val="ListBullet"/>
+        <w:spacing w:line="240" w:lineRule="auto"/>
+        <w:ind w:left="720"/>
+      </w:pPr>
+      <w:r>
+        <w:rPr>
+          <w:lang w:val="zh_TW" w:bidi="zh_TW"/>
+        </w:rPr>
+      </w:r>
+      <w:r>
+        <w:rPr>
+          <w:lang w:val="zh_TW" w:bidi="zh_TW"/>
+        </w:rPr>
+        <w:t>當提到由國王統治的物理區域時，「王國」這個詞可以翻譯為「（由國王統治的）國家」或「國王的領土」或「由國王統治的地區」。</w:t>
+      </w:r>
+    </w:p>
+    <w:p>
+      <w:pPr>
+        <w:pStyle w:val="ListBullet"/>
+        <w:spacing w:line="240" w:lineRule="auto"/>
+        <w:ind w:left="720"/>
+      </w:pPr>
+      <w:r>
+        <w:rPr>
+          <w:lang w:val="zh_TW" w:bidi="zh_TW"/>
+        </w:rPr>
+      </w:r>
+      <w:r>
+        <w:rPr>
+          <w:lang w:val="zh_TW" w:bidi="zh_TW"/>
+        </w:rPr>
+        <w:t>在屬靈的意義上，「王國」可以翻譯為「統治」或「治理」或「控制」或「管治」。</w:t>
+      </w:r>
+    </w:p>
+    <w:p>
+      <w:pPr>
+        <w:pStyle w:val="ListBullet"/>
+        <w:spacing w:line="240" w:lineRule="auto"/>
+        <w:ind w:left="720"/>
+      </w:pPr>
+      <w:r>
+        <w:rPr>
+          <w:lang w:val="zh_TW" w:bidi="zh_TW"/>
+        </w:rPr>
+      </w:r>
+      <w:r>
+        <w:rPr>
+          <w:lang w:val="zh_TW" w:bidi="zh_TW"/>
+        </w:rPr>
+        <w:t>「祭司的國度」的一種翻譯方式可以是「由神所治理的屬靈祭司」。</w:t>
+      </w:r>
+    </w:p>
+    <w:p>
+      <w:pPr>
+        <w:pStyle w:val="ListBullet"/>
+        <w:spacing w:line="240" w:lineRule="auto"/>
+        <w:ind w:left="720"/>
+      </w:pPr>
+      <w:r>
+        <w:rPr>
+          <w:lang w:val="zh_TW" w:bidi="zh_TW"/>
+        </w:rPr>
+      </w:r>
+      <w:r>
+        <w:rPr>
+          <w:lang w:val="zh_TW" w:bidi="zh_TW"/>
+        </w:rPr>
+        <w:t>「光明的國度」這個詞語可以翻譯為「像光一樣美好的神的統治」或「當神，光明的源頭，統治人民時」或「神的國的光明與美善」。最好在這個表達中保留「光」這個詞，因為這在聖經中是一個非常重要的術語。</w:t>
+      </w:r>
+    </w:p>
+    <w:p>
+      <w:pPr>
+        <w:pStyle w:val="ListBullet"/>
+        <w:spacing w:line="240" w:lineRule="auto"/>
+        <w:ind w:left="720"/>
+      </w:pPr>
+      <w:r>
+        <w:rPr>
+          <w:lang w:val="zh_TW" w:bidi="zh_TW"/>
+        </w:rPr>
+      </w:r>
+      <w:r>
+        <w:rPr>
+          <w:lang w:val="zh_TW" w:bidi="zh_TW"/>
+        </w:rPr>
+        <w:t>請注意，「王國」這個詞與帝國不同，帝國是由皇帝所統治的多個國家。</w:t>
+      </w:r>
+    </w:p>
+    <w:p>
+      <w:pPr/>
+      <w:r>
+        <w:rPr>
+          <w:lang w:val="zh_TW" w:bidi="zh_TW"/>
+        </w:rPr>
+      </w:r>
+      <w:r>
+        <w:rPr>
+          <w:lang w:val="zh_TW" w:bidi="zh_TW"/>
+        </w:rPr>
         <w:t>（另見：</w:t>
       </w:r>
       <w:r>
         <w:rPr>
           <w:lang w:val="zh_TW" w:bidi="zh_TW"/>
         </w:rPr>
-        <w:t>內院</w:t>
+        <w:t>權柄</w:t>
+      </w:r>
+      <w:r>
+        <w:rPr>
+          <w:lang w:val="zh_TW" w:bidi="zh_TW"/>
+        </w:rPr>
+        <w:t>，</w:t>
+      </w:r>
+      <w:r>
+        <w:rPr>
+          <w:lang w:val="zh_TW" w:bidi="zh_TW"/>
+        </w:rPr>
+        <w:t>王</w:t>
+      </w:r>
+      <w:r>
+        <w:rPr>
+          <w:lang w:val="zh_TW" w:bidi="zh_TW"/>
+        </w:rPr>
+        <w:t>，</w:t>
+      </w:r>
+      <w:r>
+        <w:rPr>
+          <w:lang w:val="zh_TW" w:bidi="zh_TW"/>
+        </w:rPr>
+        <w:t>神的國</w:t>
+      </w:r>
+      <w:r>
+        <w:rPr>
+          <w:lang w:val="zh_TW" w:bidi="zh_TW"/>
+        </w:rPr>
+        <w:t>，</w:t>
+      </w:r>
+      <w:r>
+        <w:rPr>
+          <w:lang w:val="zh_TW" w:bidi="zh_TW"/>
+        </w:rPr>
+        <w:t>以色列國</w:t>
+      </w:r>
+      <w:r>
+        <w:rPr>
+          <w:lang w:val="zh_TW" w:bidi="zh_TW"/>
+        </w:rPr>
+        <w:t>，</w:t>
+      </w:r>
+      <w:r>
+        <w:rPr>
+          <w:lang w:val="zh_TW" w:bidi="zh_TW"/>
+        </w:rPr>
+        <w:t>猶大</w:t>
+      </w:r>
+      <w:r>
+        <w:rPr>
+          <w:lang w:val="zh_TW" w:bidi="zh_TW"/>
+        </w:rPr>
+        <w:t>，</w:t>
+      </w:r>
+      <w:r>
+        <w:rPr>
+          <w:lang w:val="zh_TW" w:bidi="zh_TW"/>
+        </w:rPr>
+        <w:t>祭司</w:t>
+      </w:r>
+      <w:r>
+        <w:rPr>
+          <w:lang w:val="zh_TW" w:bidi="zh_TW"/>
+        </w:rPr>
+        <w:t>）</w:t>
+      </w:r>
+    </w:p>
+    <w:p>
+      <w:pPr>
+        <w:pStyle w:val="Heading3"/>
+      </w:pPr>
+      <w:r>
+        <w:rPr>
+          <w:lang w:val="zh_TW" w:bidi="zh_TW"/>
+        </w:rPr>
+        <w:t>參考經文：</w:t>
+      </w:r>
+    </w:p>
+    <w:p>
+      <w:pPr>
+        <w:pStyle w:val="ListBullet"/>
+        <w:spacing w:line="240" w:lineRule="auto"/>
+        <w:ind w:left="720"/>
+      </w:pPr>
+      <w:r>
+        <w:rPr>
+          <w:lang w:val="zh_TW" w:bidi="zh_TW"/>
+        </w:rPr>
+      </w:r>
+      <w:r>
+        <w:rPr>
+          <w:lang w:val="zh_TW" w:bidi="zh_TW"/>
+        </w:rPr>
+        <w:t>帖撒羅尼迦前書2:12</w:t>
+      </w:r>
+    </w:p>
+    <w:p>
+      <w:pPr>
+        <w:pStyle w:val="ListBullet"/>
+        <w:spacing w:line="240" w:lineRule="auto"/>
+        <w:ind w:left="720"/>
+      </w:pPr>
+      <w:r>
+        <w:rPr>
+          <w:lang w:val="zh_TW" w:bidi="zh_TW"/>
+        </w:rPr>
+      </w:r>
+      <w:r>
+        <w:rPr>
+          <w:lang w:val="zh_TW" w:bidi="zh_TW"/>
+        </w:rPr>
+        <w:t>提摩太後書4:17–18</w:t>
+      </w:r>
+    </w:p>
+    <w:p>
+      <w:pPr>
+        <w:pStyle w:val="ListBullet"/>
+        <w:spacing w:line="240" w:lineRule="auto"/>
+        <w:ind w:left="720"/>
+      </w:pPr>
+      <w:r>
+        <w:rPr>
+          <w:lang w:val="zh_TW" w:bidi="zh_TW"/>
+        </w:rPr>
+      </w:r>
+      <w:r>
+        <w:rPr>
+          <w:lang w:val="zh_TW" w:bidi="zh_TW"/>
+        </w:rPr>
+        <w:t>歌羅西書1:13–14</w:t>
+      </w:r>
+    </w:p>
+    <w:p>
+      <w:pPr>
+        <w:pStyle w:val="ListBullet"/>
+        <w:spacing w:line="240" w:lineRule="auto"/>
+        <w:ind w:left="720"/>
+      </w:pPr>
+      <w:r>
+        <w:rPr>
+          <w:lang w:val="zh_TW" w:bidi="zh_TW"/>
+        </w:rPr>
+      </w:r>
+      <w:r>
+        <w:rPr>
+          <w:lang w:val="zh_TW" w:bidi="zh_TW"/>
+        </w:rPr>
+        <w:t>約翰福音18:36</w:t>
+      </w:r>
+    </w:p>
+    <w:p>
+      <w:pPr>
+        <w:pStyle w:val="ListBullet"/>
+        <w:spacing w:line="240" w:lineRule="auto"/>
+        <w:ind w:left="720"/>
+      </w:pPr>
+      <w:r>
+        <w:rPr>
+          <w:lang w:val="zh_TW" w:bidi="zh_TW"/>
+        </w:rPr>
+      </w:r>
+      <w:r>
+        <w:rPr>
+          <w:lang w:val="zh_TW" w:bidi="zh_TW"/>
+        </w:rPr>
+        <w:t>馬可福音3:24</w:t>
+      </w:r>
+    </w:p>
+    <w:p>
+      <w:pPr>
+        <w:pStyle w:val="ListBullet"/>
+        <w:spacing w:line="240" w:lineRule="auto"/>
+        <w:ind w:left="720"/>
+      </w:pPr>
+      <w:r>
+        <w:rPr>
+          <w:lang w:val="zh_TW" w:bidi="zh_TW"/>
+        </w:rPr>
+      </w:r>
+      <w:r>
+        <w:rPr>
+          <w:lang w:val="zh_TW" w:bidi="zh_TW"/>
+        </w:rPr>
+        <w:t>馬太福音4:7–9</w:t>
+      </w:r>
+    </w:p>
+    <w:p>
+      <w:pPr>
+        <w:pStyle w:val="ListBullet"/>
+        <w:spacing w:line="240" w:lineRule="auto"/>
+        <w:ind w:left="720"/>
+      </w:pPr>
+      <w:r>
+        <w:rPr>
+          <w:lang w:val="zh_TW" w:bidi="zh_TW"/>
+        </w:rPr>
+      </w:r>
+      <w:r>
+        <w:rPr>
+          <w:lang w:val="zh_TW" w:bidi="zh_TW"/>
+        </w:rPr>
+        <w:t>馬太福音13:19</w:t>
+      </w:r>
+    </w:p>
+    <w:p>
+      <w:pPr>
+        <w:pStyle w:val="ListBullet"/>
+        <w:spacing w:line="240" w:lineRule="auto"/>
+        <w:ind w:left="720"/>
+      </w:pPr>
+      <w:r>
+        <w:rPr>
+          <w:lang w:val="zh_TW" w:bidi="zh_TW"/>
+        </w:rPr>
+      </w:r>
+      <w:r>
+        <w:rPr>
+          <w:lang w:val="zh_TW" w:bidi="zh_TW"/>
+        </w:rPr>
+        <w:t>馬太福音16:28</w:t>
+      </w:r>
+    </w:p>
+    <w:p>
+      <w:pPr>
+        <w:pStyle w:val="ListBullet"/>
+        <w:spacing w:line="240" w:lineRule="auto"/>
+        <w:ind w:left="720"/>
+      </w:pPr>
+      <w:r>
+        <w:rPr>
+          <w:lang w:val="zh_TW" w:bidi="zh_TW"/>
+        </w:rPr>
+      </w:r>
+      <w:r>
+        <w:rPr>
+          <w:lang w:val="zh_TW" w:bidi="zh_TW"/>
+        </w:rPr>
+        <w:t>啟示錄1:9</w:t>
+      </w:r>
+    </w:p>
+    <w:p>
+      <w:pPr>
+        <w:pStyle w:val="Heading3"/>
+      </w:pPr>
+      <w:r>
+        <w:rPr>
+          <w:lang w:val="zh_TW" w:bidi="zh_TW"/>
+        </w:rPr>
+        <w:t>聖經開卷故事集裡的例子：</w:t>
+      </w:r>
+    </w:p>
+    <w:p>
+      <w:pPr>
+        <w:pStyle w:val="ListBullet"/>
+        <w:spacing w:line="240" w:lineRule="auto"/>
+        <w:ind w:left="720"/>
+      </w:pPr>
+      <w:r>
+        <w:rPr>
+          <w:lang w:val="zh_TW" w:bidi="zh_TW"/>
+        </w:rPr>
+      </w:r>
+      <w:r>
+        <w:rPr>
+          <w:b/>
+          <w:lang w:val="zh_TW" w:bidi="zh_TW"/>
+        </w:rPr>
+        <w:t>13:2</w:t>
+      </w:r>
+      <w:r>
+        <w:rPr>
+          <w:lang w:val="zh_TW" w:bidi="zh_TW"/>
+        </w:rPr>
+        <w:t xml:space="preserve"> 神對摩西和以色列民說：「你們若聽我的話，守我的約，就是我貴重的產業、祭司的</w:t>
+      </w:r>
+      <w:r>
+        <w:rPr>
+          <w:b/>
+          <w:lang w:val="zh_TW" w:bidi="zh_TW"/>
+        </w:rPr>
+        <w:t>國度</w:t>
+      </w:r>
+      <w:r>
+        <w:rPr>
+          <w:lang w:val="zh_TW" w:bidi="zh_TW"/>
+        </w:rPr>
+        <w:t>、神潔的國民。」</w:t>
+      </w:r>
+    </w:p>
+    <w:p>
+      <w:pPr>
+        <w:pStyle w:val="ListBullet"/>
+        <w:spacing w:line="240" w:lineRule="auto"/>
+        <w:ind w:left="720"/>
+      </w:pPr>
+      <w:r>
+        <w:rPr>
+          <w:lang w:val="zh_TW" w:bidi="zh_TW"/>
+        </w:rPr>
+      </w:r>
+      <w:r>
+        <w:rPr>
+          <w:b/>
+          <w:lang w:val="zh_TW" w:bidi="zh_TW"/>
+        </w:rPr>
+        <w:t>18:4</w:t>
+      </w:r>
+      <w:r>
+        <w:rPr>
+          <w:lang w:val="zh_TW" w:bidi="zh_TW"/>
+        </w:rPr>
+        <w:t xml:space="preserve"> </w:t>
+      </w:r>
+      <w:r>
+        <w:rPr>
+          <w:lang w:val="zh_TW" w:bidi="zh_TW"/>
+        </w:rPr>
+        <w:t>神對所羅門發怒，作為他不忠的懲罰，在所羅門死後讓以色列國一分為二。</w:t>
+      </w:r>
+    </w:p>
+    <w:p>
+      <w:pPr>
+        <w:pStyle w:val="ListBullet"/>
+        <w:spacing w:line="240" w:lineRule="auto"/>
+        <w:ind w:left="720"/>
+      </w:pPr>
+      <w:r>
+        <w:rPr>
+          <w:lang w:val="zh_TW" w:bidi="zh_TW"/>
+        </w:rPr>
+      </w:r>
+      <w:r>
+        <w:rPr>
+          <w:b/>
+          <w:lang w:val="zh_TW" w:bidi="zh_TW"/>
+        </w:rPr>
+        <w:t>18:7</w:t>
+      </w:r>
+      <w:r>
+        <w:rPr>
+          <w:lang w:val="zh_TW" w:bidi="zh_TW"/>
+        </w:rPr>
+        <w:t xml:space="preserve"> </w:t>
+      </w:r>
+      <w:r>
+        <w:rPr>
+          <w:lang w:val="zh_TW" w:bidi="zh_TW"/>
+        </w:rPr>
+        <w:t>以色列國的十個支派起來反抗羅波安，只有兩個支派還忠實於羅波安，這兩個支派成為猶大</w:t>
+      </w:r>
+      <w:r>
+        <w:rPr>
+          <w:b/>
+          <w:lang w:val="zh_TW" w:bidi="zh_TW"/>
+        </w:rPr>
+        <w:t>國</w:t>
+      </w:r>
+      <w:r>
+        <w:rPr>
+          <w:lang w:val="zh_TW" w:bidi="zh_TW"/>
+        </w:rPr>
+        <w:t>。</w:t>
+      </w:r>
+    </w:p>
+    <w:p>
+      <w:pPr>
+        <w:pStyle w:val="ListBullet"/>
+        <w:spacing w:line="240" w:lineRule="auto"/>
+        <w:ind w:left="720"/>
+      </w:pPr>
+      <w:r>
+        <w:rPr>
+          <w:lang w:val="zh_TW" w:bidi="zh_TW"/>
+        </w:rPr>
+      </w:r>
+      <w:r>
+        <w:rPr>
+          <w:b/>
+          <w:lang w:val="zh_TW" w:bidi="zh_TW"/>
+        </w:rPr>
+        <w:t>18:8</w:t>
+      </w:r>
+      <w:r>
+        <w:rPr>
+          <w:lang w:val="zh_TW" w:bidi="zh_TW"/>
+        </w:rPr>
+        <w:t xml:space="preserve"> </w:t>
+      </w:r>
+      <w:r>
+        <w:rPr>
+          <w:lang w:val="zh_TW" w:bidi="zh_TW"/>
+        </w:rPr>
+        <w:t>反抗羅波安的十個支派推舉一個叫耶羅波安的人做他們的王。他們在北方建立</w:t>
+      </w:r>
+      <w:r>
+        <w:rPr>
+          <w:b/>
+          <w:lang w:val="zh_TW" w:bidi="zh_TW"/>
+        </w:rPr>
+        <w:t>王國</w:t>
+      </w:r>
+      <w:r>
+        <w:rPr>
+          <w:lang w:val="zh_TW" w:bidi="zh_TW"/>
+        </w:rPr>
+        <w:t>，這個國叫做以色列。</w:t>
+      </w:r>
+    </w:p>
+    <w:p>
+      <w:pPr>
+        <w:pStyle w:val="ListBullet"/>
+        <w:spacing w:line="240" w:lineRule="auto"/>
+        <w:ind w:left="720"/>
+      </w:pPr>
+      <w:r>
+        <w:rPr>
+          <w:lang w:val="zh_TW" w:bidi="zh_TW"/>
+        </w:rPr>
+      </w:r>
+      <w:r>
+        <w:rPr>
+          <w:b/>
+          <w:lang w:val="zh_TW" w:bidi="zh_TW"/>
+        </w:rPr>
+        <w:t>21:8</w:t>
+      </w:r>
+      <w:r>
+        <w:rPr>
+          <w:lang w:val="zh_TW" w:bidi="zh_TW"/>
+        </w:rPr>
+        <w:t xml:space="preserve"> 國王是掌管一個</w:t>
+      </w:r>
+      <w:r>
+        <w:rPr>
+          <w:b/>
+          <w:lang w:val="zh_TW" w:bidi="zh_TW"/>
+        </w:rPr>
+        <w:t>國家</w:t>
+      </w:r>
+      <w:r>
+        <w:rPr>
+          <w:lang w:val="zh_TW" w:bidi="zh_TW"/>
+        </w:rPr>
+        <w:t>並審判人民的人。</w:t>
+      </w:r>
+    </w:p>
+    <w:p>
+      <w:pPr>
+        <w:pStyle w:val="Heading3"/>
+      </w:pPr>
+      <w:r>
+        <w:rPr>
+          <w:lang w:val="zh_TW" w:bidi="zh_TW"/>
+        </w:rPr>
+        <w:t>原文參照：</w:t>
+      </w:r>
+    </w:p>
+    <w:p>
+      <w:pPr>
+        <w:pStyle w:val="ListBullet"/>
+        <w:spacing w:line="240" w:lineRule="auto"/>
+        <w:ind w:left="720"/>
+      </w:pPr>
+      <w:r>
+        <w:rPr>
+          <w:lang w:val="zh_TW" w:bidi="zh_TW"/>
+        </w:rPr>
+      </w:r>
+      <w:r>
+        <w:rPr>
+          <w:lang w:val="zh_TW" w:bidi="zh_TW"/>
+        </w:rPr>
+        <w:t>史特朗號：H4410，H4437，H4438，H4467，H4468，H4474，H4475，G09320</w:t>
+      </w:r>
+      <w:r>
+        <w:rPr>
+          <w:lang w:val="zh_TW" w:bidi="zh_TW"/>
+        </w:rPr>
+      </w:r>
+      <w:r>
+        <w:rPr>
+          <w:lang w:val="zh_TW" w:bidi="zh_TW"/>
+        </w:rPr>
+      </w:r>
+    </w:p>
+    <w:p>
+      <w:pPr/>
+      <w:r>
+        <w:rPr>
+          <w:lang w:val="zh_TW" w:bidi="zh_TW"/>
+        </w:rPr>
+      </w:r>
+    </w:p>
+    <w:p>
+      <w:pPr>
+        <w:pStyle w:val="Heading2"/>
+      </w:pPr>
+      <w:r>
+        <w:rPr>
+          <w:lang w:val="zh_TW" w:bidi="zh_TW"/>
+        </w:rPr>
+        <w:t>王室的</w:t>
+      </w:r>
+      <w:r>
+        <w:rPr>
+          <w:lang w:val="zh_TW" w:bidi="zh_TW"/>
+        </w:rPr>
+      </w:r>
+    </w:p>
+    <w:p>
+      <w:pPr>
+        <w:pStyle w:val="Heading3"/>
+      </w:pPr>
+      <w:r>
+        <w:rPr>
+          <w:lang w:val="zh_TW" w:bidi="zh_TW"/>
+        </w:rPr>
+        <w:t>定義：</w:t>
+      </w:r>
+    </w:p>
+    <w:p>
+      <w:pPr/>
+      <w:r>
+        <w:rPr>
+          <w:lang w:val="zh_TW" w:bidi="zh_TW"/>
+        </w:rPr>
+      </w:r>
+      <w:r>
+        <w:rPr>
+          <w:lang w:val="zh_TW" w:bidi="zh_TW"/>
+        </w:rPr>
+        <w:t>「王室的」一詞描述與王或王后相關的人和事物。</w:t>
+      </w:r>
+    </w:p>
+    <w:p>
+      <w:pPr>
+        <w:pStyle w:val="ListBullet"/>
+        <w:spacing w:line="240" w:lineRule="auto"/>
+        <w:ind w:left="720"/>
+      </w:pPr>
+      <w:r>
+        <w:rPr>
+          <w:lang w:val="zh_TW" w:bidi="zh_TW"/>
+        </w:rPr>
+      </w:r>
+      <w:r>
+        <w:rPr>
+          <w:lang w:val="zh_TW" w:bidi="zh_TW"/>
+        </w:rPr>
+        <w:t>可以稱為「王室的」事物包括王（或女王）的地位、服裝、宮殿、王座和王冠。</w:t>
+      </w:r>
+    </w:p>
+    <w:p>
+      <w:pPr>
+        <w:pStyle w:val="ListBullet"/>
+        <w:spacing w:line="240" w:lineRule="auto"/>
+        <w:ind w:left="720"/>
+      </w:pPr>
+      <w:r>
+        <w:rPr>
+          <w:lang w:val="zh_TW" w:bidi="zh_TW"/>
+        </w:rPr>
+      </w:r>
+      <w:r>
+        <w:rPr>
+          <w:lang w:val="zh_TW" w:bidi="zh_TW"/>
+        </w:rPr>
+        <w:t>王或女王通常住在皇宮中。</w:t>
+      </w:r>
+    </w:p>
+    <w:p>
+      <w:pPr>
+        <w:pStyle w:val="ListBullet"/>
+        <w:spacing w:line="240" w:lineRule="auto"/>
+        <w:ind w:left="720"/>
+      </w:pPr>
+      <w:r>
+        <w:rPr>
+          <w:lang w:val="zh_TW" w:bidi="zh_TW"/>
+        </w:rPr>
+      </w:r>
+      <w:r>
+        <w:rPr>
+          <w:lang w:val="zh_TW" w:bidi="zh_TW"/>
+        </w:rPr>
+        <w:t>王穿著特別的衣服，有時被稱為「王袍」。王袍通常是紫色的，這種顏色只能由一種稀有且昂貴的染料製成。</w:t>
+      </w:r>
+    </w:p>
+    <w:p>
+      <w:pPr>
+        <w:pStyle w:val="ListBullet"/>
+        <w:spacing w:line="240" w:lineRule="auto"/>
+        <w:ind w:left="720"/>
+      </w:pPr>
+      <w:r>
+        <w:rPr>
+          <w:lang w:val="zh_TW" w:bidi="zh_TW"/>
+        </w:rPr>
+      </w:r>
+      <w:r>
+        <w:rPr>
+          <w:lang w:val="zh_TW" w:bidi="zh_TW"/>
+        </w:rPr>
+        <w:t>在新約中，信徒被稱為「君尊的祭司」。其他翻譯方式可以包括「事奉神、王的祭司」或「被召為神、王的祭司」。</w:t>
+      </w:r>
+    </w:p>
+    <w:p>
+      <w:pPr>
+        <w:pStyle w:val="ListBullet"/>
+        <w:spacing w:line="240" w:lineRule="auto"/>
+        <w:ind w:left="720"/>
+      </w:pPr>
+      <w:r>
+        <w:rPr>
+          <w:lang w:val="zh_TW" w:bidi="zh_TW"/>
+        </w:rPr>
+      </w:r>
+      <w:r>
+        <w:rPr>
+          <w:lang w:val="zh_TW" w:bidi="zh_TW"/>
+        </w:rPr>
+        <w:t>「王室的」這個詞也可以翻譯為「王的」或「屬於王的」。</w:t>
+      </w:r>
+    </w:p>
+    <w:p>
+      <w:pPr/>
+      <w:r>
+        <w:rPr>
+          <w:lang w:val="zh_TW" w:bidi="zh_TW"/>
+        </w:rPr>
+      </w:r>
+      <w:r>
+        <w:rPr>
+          <w:lang w:val="zh_TW" w:bidi="zh_TW"/>
+        </w:rPr>
+        <w:t>（另見：</w:t>
+      </w:r>
+      <w:r>
+        <w:rPr>
+          <w:lang w:val="zh_TW" w:bidi="zh_TW"/>
+        </w:rPr>
+        <w:t>王</w:t>
       </w:r>
       <w:r>
         <w:rPr>
@@ -1067,7 +2110,7 @@
         <w:rPr>
           <w:lang w:val="zh_TW" w:bidi="zh_TW"/>
         </w:rPr>
-        <w:t>大祭司</w:t>
+        <w:t>王宮</w:t>
       </w:r>
       <w:r>
         <w:rPr>
@@ -1079,7 +2122,43 @@
         <w:rPr>
           <w:lang w:val="zh_TW" w:bidi="zh_TW"/>
         </w:rPr>
-        <w:t>國王</w:t>
+        <w:t>祭司</w:t>
+      </w:r>
+      <w:r>
+        <w:rPr>
+          <w:lang w:val="zh_TW" w:bidi="zh_TW"/>
+        </w:rPr>
+        <w:t>、</w:t>
+      </w:r>
+      <w:r>
+        <w:rPr>
+          <w:lang w:val="zh_TW" w:bidi="zh_TW"/>
+        </w:rPr>
+        <w:t>紫色</w:t>
+      </w:r>
+      <w:r>
+        <w:rPr>
+          <w:lang w:val="zh_TW" w:bidi="zh_TW"/>
+        </w:rPr>
+        <w:t>、</w:t>
+      </w:r>
+      <w:r>
+        <w:rPr>
+          <w:lang w:val="zh_TW" w:bidi="zh_TW"/>
+        </w:rPr>
+        <w:t>女王</w:t>
+      </w:r>
+      <w:r>
+        <w:rPr>
+          <w:lang w:val="zh_TW" w:bidi="zh_TW"/>
+        </w:rPr>
+        <w:t>、</w:t>
+      </w:r>
+      <w:r>
+        <w:rPr>
+          <w:lang w:val="zh_TW" w:bidi="zh_TW"/>
+        </w:rPr>
+        <w:t>袍子</w:t>
       </w:r>
       <w:r>
         <w:rPr>
@@ -1114,79 +2193,61 @@
         <w:rPr>
           <w:lang w:val="zh_TW" w:bidi="zh_TW"/>
         </w:rPr>
-        <w:t>歴代志下28:7–8</w:t>
-      </w:r>
-    </w:p>
-    <w:p>
-      <w:pPr>
-        <w:pStyle w:val="ListBullet"/>
-        <w:spacing w:line="240" w:lineRule="auto"/>
-        <w:ind w:left="720"/>
-      </w:pPr>
-      <w:r>
-        <w:rPr>
-          <w:lang w:val="zh_TW" w:bidi="zh_TW"/>
-        </w:rPr>
-      </w:r>
-      <w:r>
-        <w:rPr>
-          <w:lang w:val="zh_TW" w:bidi="zh_TW"/>
-        </w:rPr>
-        <w:t>撒母耳記下11:2–3</w:t>
-      </w:r>
-    </w:p>
-    <w:p>
-      <w:pPr>
-        <w:pStyle w:val="ListBullet"/>
-        <w:spacing w:line="240" w:lineRule="auto"/>
-        <w:ind w:left="720"/>
-      </w:pPr>
-      <w:r>
-        <w:rPr>
-          <w:lang w:val="zh_TW" w:bidi="zh_TW"/>
-        </w:rPr>
-      </w:r>
-      <w:r>
-        <w:rPr>
-          <w:lang w:val="zh_TW" w:bidi="zh_TW"/>
-        </w:rPr>
-        <w:t>但以理書5:5–6</w:t>
-      </w:r>
-    </w:p>
-    <w:p>
-      <w:pPr>
-        <w:pStyle w:val="ListBullet"/>
-        <w:spacing w:line="240" w:lineRule="auto"/>
-        <w:ind w:left="720"/>
-      </w:pPr>
-      <w:r>
-        <w:rPr>
-          <w:lang w:val="zh_TW" w:bidi="zh_TW"/>
-        </w:rPr>
-      </w:r>
-      <w:r>
-        <w:rPr>
-          <w:lang w:val="zh_TW" w:bidi="zh_TW"/>
-        </w:rPr>
-        <w:t>馬太福音26:3–5</w:t>
-      </w:r>
-    </w:p>
-    <w:p>
-      <w:pPr>
-        <w:pStyle w:val="ListBullet"/>
-        <w:spacing w:line="240" w:lineRule="auto"/>
-        <w:ind w:left="720"/>
-      </w:pPr>
-      <w:r>
-        <w:rPr>
-          <w:lang w:val="zh_TW" w:bidi="zh_TW"/>
-        </w:rPr>
-      </w:r>
-      <w:r>
-        <w:rPr>
-          <w:lang w:val="zh_TW" w:bidi="zh_TW"/>
-        </w:rPr>
-        <w:t>詩篇45:8</w:t>
+        <w:t>列王紀上10:13</w:t>
+      </w:r>
+    </w:p>
+    <w:p>
+      <w:pPr>
+        <w:pStyle w:val="ListBullet"/>
+        <w:spacing w:line="240" w:lineRule="auto"/>
+        <w:ind w:left="720"/>
+      </w:pPr>
+      <w:r>
+        <w:rPr>
+          <w:lang w:val="zh_TW" w:bidi="zh_TW"/>
+        </w:rPr>
+      </w:r>
+      <w:r>
+        <w:rPr>
+          <w:lang w:val="zh_TW" w:bidi="zh_TW"/>
+        </w:rPr>
+        <w:t>歷代志下18:28–30</w:t>
+      </w:r>
+    </w:p>
+    <w:p>
+      <w:pPr>
+        <w:pStyle w:val="ListBullet"/>
+        <w:spacing w:line="240" w:lineRule="auto"/>
+        <w:ind w:left="720"/>
+      </w:pPr>
+      <w:r>
+        <w:rPr>
+          <w:lang w:val="zh_TW" w:bidi="zh_TW"/>
+        </w:rPr>
+      </w:r>
+      <w:r>
+        <w:rPr>
+          <w:lang w:val="zh_TW" w:bidi="zh_TW"/>
+        </w:rPr>
+        <w:t>阿摩司書7:13</w:t>
+      </w:r>
+    </w:p>
+    <w:p>
+      <w:pPr>
+        <w:pStyle w:val="ListBullet"/>
+        <w:spacing w:line="240" w:lineRule="auto"/>
+        <w:ind w:left="720"/>
+      </w:pPr>
+      <w:r>
+        <w:rPr>
+          <w:lang w:val="zh_TW" w:bidi="zh_TW"/>
+        </w:rPr>
+      </w:r>
+      <w:r>
+        <w:rPr>
+          <w:lang w:val="zh_TW" w:bidi="zh_TW"/>
+        </w:rPr>
+        <w:t>創世記49:19–21</w:t>
       </w:r>
     </w:p>
     <w:p>
@@ -1215,7 +2276,7 @@
         <w:rPr>
           <w:lang w:val="zh_TW" w:bidi="zh_TW"/>
         </w:rPr>
-        <w:t>史特朗號：H0759，H1002，H1004，H1055，H1406，H1964，H1965，G08330，G09330，G42320</w:t>
+        <w:t>史特朗號：H0643，H1921，H1935，H4410，H4428，H4430，H4437，H4438，H4467，H4468，H7985，G09330，G09340，G09370</w:t>
       </w:r>
       <w:r>
         <w:rPr>
@@ -1244,7 +2305,7 @@
         <w:rPr>
           <w:lang w:val="zh_TW" w:bidi="zh_TW"/>
         </w:rPr>
-        <w:t>王國</w:t>
+        <w:t>王子</w:t>
       </w:r>
       <w:r>
         <w:rPr>
@@ -1274,79 +2335,133 @@
         <w:rPr>
           <w:lang w:val="zh_TW" w:bidi="zh_TW"/>
         </w:rPr>
-        <w:t>王國是一群由國王統治的人。它也指國王或其他統治者擁有控制權和權柄的領域或政治區域。</w:t>
-      </w:r>
-    </w:p>
-    <w:p>
-      <w:pPr>
-        <w:pStyle w:val="ListBullet"/>
-        <w:spacing w:line="240" w:lineRule="auto"/>
-        <w:ind w:left="720"/>
-      </w:pPr>
-      <w:r>
-        <w:rPr>
-          <w:lang w:val="zh_TW" w:bidi="zh_TW"/>
-        </w:rPr>
-      </w:r>
-      <w:r>
-        <w:rPr>
-          <w:lang w:val="zh_TW" w:bidi="zh_TW"/>
-        </w:rPr>
-        <w:t>一個王國的地理疆域可大可小。國王可以統治一個民族或地區，或可以只統治一個城市。</w:t>
-      </w:r>
-    </w:p>
-    <w:p>
-      <w:pPr>
-        <w:pStyle w:val="ListBullet"/>
-        <w:spacing w:line="240" w:lineRule="auto"/>
-        <w:ind w:left="720"/>
-      </w:pPr>
-      <w:r>
-        <w:rPr>
-          <w:lang w:val="zh_TW" w:bidi="zh_TW"/>
-        </w:rPr>
-      </w:r>
-      <w:r>
-        <w:rPr>
-          <w:lang w:val="zh_TW" w:bidi="zh_TW"/>
-        </w:rPr>
-        <w:t>「王國」一詞也可以指屬靈上的統治或權柄，如「神的國」一詞。</w:t>
-      </w:r>
-    </w:p>
-    <w:p>
-      <w:pPr>
-        <w:pStyle w:val="ListBullet"/>
-        <w:spacing w:line="240" w:lineRule="auto"/>
-        <w:ind w:left="720"/>
-      </w:pPr>
-      <w:r>
-        <w:rPr>
-          <w:lang w:val="zh_TW" w:bidi="zh_TW"/>
-        </w:rPr>
-      </w:r>
-      <w:r>
-        <w:rPr>
-          <w:lang w:val="zh_TW" w:bidi="zh_TW"/>
-        </w:rPr>
-        <w:t>神是所有受造之物的統治者，但「神的國」這個詞特別指的是祂對那些信靠耶穌並服從祂權柄的人的統治和權柄。</w:t>
-      </w:r>
-    </w:p>
-    <w:p>
-      <w:pPr>
-        <w:pStyle w:val="ListBullet"/>
-        <w:spacing w:line="240" w:lineRule="auto"/>
-        <w:ind w:left="720"/>
-      </w:pPr>
-      <w:r>
-        <w:rPr>
-          <w:lang w:val="zh_TW" w:bidi="zh_TW"/>
-        </w:rPr>
-      </w:r>
-      <w:r>
-        <w:rPr>
-          <w:lang w:val="zh_TW" w:bidi="zh_TW"/>
-        </w:rPr>
-        <w:t>聖經也談到撒但擁有一個「國」，在其中牠暫時統治地上的許多事物。牠的國是邪惡的，被稱為「黑暗」。</w:t>
+        <w:t>「王子」是國王的兒子。「公主」是國王的女兒。</w:t>
+      </w:r>
+    </w:p>
+    <w:p>
+      <w:pPr>
+        <w:pStyle w:val="ListBullet"/>
+        <w:spacing w:line="240" w:lineRule="auto"/>
+        <w:ind w:left="720"/>
+      </w:pPr>
+      <w:r>
+        <w:rPr>
+          <w:lang w:val="zh_TW" w:bidi="zh_TW"/>
+        </w:rPr>
+      </w:r>
+      <w:r>
+        <w:rPr>
+          <w:lang w:val="zh_TW" w:bidi="zh_TW"/>
+        </w:rPr>
+        <w:t>「王子」這個詞通常用來比喻領袖、統治者或其他有權勢的人。</w:t>
+      </w:r>
+    </w:p>
+    <w:p>
+      <w:pPr>
+        <w:pStyle w:val="ListBullet"/>
+        <w:spacing w:line="240" w:lineRule="auto"/>
+        <w:ind w:left="720"/>
+      </w:pPr>
+      <w:r>
+        <w:rPr>
+          <w:lang w:val="zh_TW" w:bidi="zh_TW"/>
+        </w:rPr>
+      </w:r>
+      <w:r>
+        <w:rPr>
+          <w:lang w:val="zh_TW" w:bidi="zh_TW"/>
+        </w:rPr>
+        <w:t>因為亞伯拉罕的財富和重要性，他周圍居住的赫人稱其「王子」。</w:t>
+      </w:r>
+    </w:p>
+    <w:p>
+      <w:pPr>
+        <w:pStyle w:val="ListBullet"/>
+        <w:spacing w:line="240" w:lineRule="auto"/>
+        <w:ind w:left="720"/>
+      </w:pPr>
+      <w:r>
+        <w:rPr>
+          <w:lang w:val="zh_TW" w:bidi="zh_TW"/>
+        </w:rPr>
+      </w:r>
+      <w:r>
+        <w:rPr>
+          <w:lang w:val="zh_TW" w:bidi="zh_TW"/>
+        </w:rPr>
+        <w:t>在但以理書中，「王子」這個詞見於「波斯王子」和「希臘王子」中，在那些情境中，可能指的是掌管那些地區強大的邪靈。</w:t>
+      </w:r>
+    </w:p>
+    <w:p>
+      <w:pPr>
+        <w:pStyle w:val="ListBullet"/>
+        <w:spacing w:line="240" w:lineRule="auto"/>
+        <w:ind w:left="720"/>
+      </w:pPr>
+      <w:r>
+        <w:rPr>
+          <w:lang w:val="zh_TW" w:bidi="zh_TW"/>
+        </w:rPr>
+      </w:r>
+      <w:r>
+        <w:rPr>
+          <w:lang w:val="zh_TW" w:bidi="zh_TW"/>
+        </w:rPr>
+        <w:t>天使米迦勒在但以理書中也被稱為「王子」。</w:t>
+      </w:r>
+    </w:p>
+    <w:p>
+      <w:pPr>
+        <w:pStyle w:val="ListBullet"/>
+        <w:spacing w:line="240" w:lineRule="auto"/>
+        <w:ind w:left="720"/>
+      </w:pPr>
+      <w:r>
+        <w:rPr>
+          <w:lang w:val="zh_TW" w:bidi="zh_TW"/>
+        </w:rPr>
+      </w:r>
+      <w:r>
+        <w:rPr>
+          <w:lang w:val="zh_TW" w:bidi="zh_TW"/>
+        </w:rPr>
+        <w:t>有時在聖經中，撒但被稱為「空中掌權者的首領」。</w:t>
+      </w:r>
+    </w:p>
+    <w:p>
+      <w:pPr>
+        <w:pStyle w:val="ListBullet"/>
+        <w:spacing w:line="240" w:lineRule="auto"/>
+        <w:ind w:left="720"/>
+      </w:pPr>
+      <w:r>
+        <w:rPr>
+          <w:lang w:val="zh_TW" w:bidi="zh_TW"/>
+        </w:rPr>
+      </w:r>
+      <w:r>
+        <w:rPr>
+          <w:lang w:val="zh_TW" w:bidi="zh_TW"/>
+        </w:rPr>
+        <w:t>耶穌被稱為「和平之君」和「生命的主」。</w:t>
+      </w:r>
+    </w:p>
+    <w:p>
+      <w:pPr>
+        <w:pStyle w:val="ListBullet"/>
+        <w:spacing w:line="240" w:lineRule="auto"/>
+        <w:ind w:left="720"/>
+      </w:pPr>
+      <w:r>
+        <w:rPr>
+          <w:lang w:val="zh_TW" w:bidi="zh_TW"/>
+        </w:rPr>
+      </w:r>
+      <w:r>
+        <w:rPr>
+          <w:lang w:val="zh_TW" w:bidi="zh_TW"/>
+        </w:rPr>
+        <w:t>在使徒行傳二章36節，耶穌被稱為「主和基督」，在使徒行傳五章31節，祂被稱為「君王和救主」，顯示了「主」和「君王」的平行意義。</w:t>
       </w:r>
     </w:p>
     <w:p>
@@ -1375,79 +2490,43 @@
         <w:rPr>
           <w:lang w:val="zh_TW" w:bidi="zh_TW"/>
         </w:rPr>
-        <w:t>當提到由國王統治的物理區域時，「王國」這個詞可以翻譯為「（由國王統治的）國家」或「國王的領土」或「由國王統治的地區」。</w:t>
-      </w:r>
-    </w:p>
-    <w:p>
-      <w:pPr>
-        <w:pStyle w:val="ListBullet"/>
-        <w:spacing w:line="240" w:lineRule="auto"/>
-        <w:ind w:left="720"/>
-      </w:pPr>
-      <w:r>
-        <w:rPr>
-          <w:lang w:val="zh_TW" w:bidi="zh_TW"/>
-        </w:rPr>
-      </w:r>
-      <w:r>
-        <w:rPr>
-          <w:lang w:val="zh_TW" w:bidi="zh_TW"/>
-        </w:rPr>
-        <w:t>在屬靈的意義上，「王國」可以翻譯為「統治」或「治理」或「控制」或「管治」。</w:t>
-      </w:r>
-    </w:p>
-    <w:p>
-      <w:pPr>
-        <w:pStyle w:val="ListBullet"/>
-        <w:spacing w:line="240" w:lineRule="auto"/>
-        <w:ind w:left="720"/>
-      </w:pPr>
-      <w:r>
-        <w:rPr>
-          <w:lang w:val="zh_TW" w:bidi="zh_TW"/>
-        </w:rPr>
-      </w:r>
-      <w:r>
-        <w:rPr>
-          <w:lang w:val="zh_TW" w:bidi="zh_TW"/>
-        </w:rPr>
-        <w:t>「祭司的國度」的一種翻譯方式可以是「由神所治理的屬靈祭司」。</w:t>
-      </w:r>
-    </w:p>
-    <w:p>
-      <w:pPr>
-        <w:pStyle w:val="ListBullet"/>
-        <w:spacing w:line="240" w:lineRule="auto"/>
-        <w:ind w:left="720"/>
-      </w:pPr>
-      <w:r>
-        <w:rPr>
-          <w:lang w:val="zh_TW" w:bidi="zh_TW"/>
-        </w:rPr>
-      </w:r>
-      <w:r>
-        <w:rPr>
-          <w:lang w:val="zh_TW" w:bidi="zh_TW"/>
-        </w:rPr>
-        <w:t>「光明的國度」這個詞語可以翻譯為「像光一樣美好的神的統治」或「當神，光明的源頭，統治人民時」或「神的國的光明與美善」。最好在這個表達中保留「光」這個詞，因為這在聖經中是一個非常重要的術語。</w:t>
-      </w:r>
-    </w:p>
-    <w:p>
-      <w:pPr>
-        <w:pStyle w:val="ListBullet"/>
-        <w:spacing w:line="240" w:lineRule="auto"/>
-        <w:ind w:left="720"/>
-      </w:pPr>
-      <w:r>
-        <w:rPr>
-          <w:lang w:val="zh_TW" w:bidi="zh_TW"/>
-        </w:rPr>
-      </w:r>
-      <w:r>
-        <w:rPr>
-          <w:lang w:val="zh_TW" w:bidi="zh_TW"/>
-        </w:rPr>
-        <w:t>請注意，「王國」這個詞與帝國不同，帝國是由皇帝所統治的多個國家。</w:t>
+        <w:t>可以以「國王的兒子」、「統治者」、「領袖」、「酋長」或「隊長」來翻譯「王子」。</w:t>
+      </w:r>
+    </w:p>
+    <w:p>
+      <w:pPr>
+        <w:pStyle w:val="ListBullet"/>
+        <w:spacing w:line="240" w:lineRule="auto"/>
+        <w:ind w:left="720"/>
+      </w:pPr>
+      <w:r>
+        <w:rPr>
+          <w:lang w:val="zh_TW" w:bidi="zh_TW"/>
+        </w:rPr>
+      </w:r>
+      <w:r>
+        <w:rPr>
+          <w:lang w:val="zh_TW" w:bidi="zh_TW"/>
+        </w:rPr>
+        <w:t>當提到天使時，這也可以翻譯為「屬靈的統治者」或「領導天使的」。</w:t>
+      </w:r>
+    </w:p>
+    <w:p>
+      <w:pPr>
+        <w:pStyle w:val="ListBullet"/>
+        <w:spacing w:line="240" w:lineRule="auto"/>
+        <w:ind w:left="720"/>
+      </w:pPr>
+      <w:r>
+        <w:rPr>
+          <w:lang w:val="zh_TW" w:bidi="zh_TW"/>
+        </w:rPr>
+      </w:r>
+      <w:r>
+        <w:rPr>
+          <w:lang w:val="zh_TW" w:bidi="zh_TW"/>
+        </w:rPr>
+        <w:t>當提到撒但或其他邪靈時，這個詞也可以根據上下文翻譯為「邪靈統治者」或「靈體中強大的領袖」或「統治的靈」。</w:t>
       </w:r>
     </w:p>
     <w:p>
@@ -1467,662 +2546,31 @@
         <w:rPr>
           <w:lang w:val="zh_TW" w:bidi="zh_TW"/>
         </w:rPr>
+        <w:t>天使</w:t>
+      </w:r>
+      <w:r>
+        <w:rPr>
+          <w:lang w:val="zh_TW" w:bidi="zh_TW"/>
+        </w:rPr>
+        <w:t>、</w:t>
+      </w:r>
+      <w:r>
+        <w:rPr>
+          <w:lang w:val="zh_TW" w:bidi="zh_TW"/>
+        </w:rPr>
         <w:t>權柄</w:t>
       </w:r>
       <w:r>
         <w:rPr>
           <w:lang w:val="zh_TW" w:bidi="zh_TW"/>
         </w:rPr>
-        <w:t>，</w:t>
-      </w:r>
-      <w:r>
-        <w:rPr>
-          <w:lang w:val="zh_TW" w:bidi="zh_TW"/>
-        </w:rPr>
-        <w:t>王</w:t>
-      </w:r>
-      <w:r>
-        <w:rPr>
-          <w:lang w:val="zh_TW" w:bidi="zh_TW"/>
-        </w:rPr>
-        <w:t>，</w:t>
-      </w:r>
-      <w:r>
-        <w:rPr>
-          <w:lang w:val="zh_TW" w:bidi="zh_TW"/>
-        </w:rPr>
-        <w:t>神的國</w:t>
-      </w:r>
-      <w:r>
-        <w:rPr>
-          <w:lang w:val="zh_TW" w:bidi="zh_TW"/>
-        </w:rPr>
-        <w:t>，</w:t>
-      </w:r>
-      <w:r>
-        <w:rPr>
-          <w:lang w:val="zh_TW" w:bidi="zh_TW"/>
-        </w:rPr>
-        <w:t>以色列國</w:t>
-      </w:r>
-      <w:r>
-        <w:rPr>
-          <w:lang w:val="zh_TW" w:bidi="zh_TW"/>
-        </w:rPr>
-        <w:t>，</w:t>
-      </w:r>
-      <w:r>
-        <w:rPr>
-          <w:lang w:val="zh_TW" w:bidi="zh_TW"/>
-        </w:rPr>
-        <w:t>猶大</w:t>
-      </w:r>
-      <w:r>
-        <w:rPr>
-          <w:lang w:val="zh_TW" w:bidi="zh_TW"/>
-        </w:rPr>
-        <w:t>，</w:t>
-      </w:r>
-      <w:r>
-        <w:rPr>
-          <w:lang w:val="zh_TW" w:bidi="zh_TW"/>
-        </w:rPr>
-        <w:t>祭司</w:t>
-      </w:r>
-      <w:r>
-        <w:rPr>
-          <w:lang w:val="zh_TW" w:bidi="zh_TW"/>
-        </w:rPr>
-        <w:t>）</w:t>
-      </w:r>
-    </w:p>
-    <w:p>
-      <w:pPr>
-        <w:pStyle w:val="Heading3"/>
-      </w:pPr>
-      <w:r>
-        <w:rPr>
-          <w:lang w:val="zh_TW" w:bidi="zh_TW"/>
-        </w:rPr>
-        <w:t>參考經文：</w:t>
-      </w:r>
-    </w:p>
-    <w:p>
-      <w:pPr>
-        <w:pStyle w:val="ListBullet"/>
-        <w:spacing w:line="240" w:lineRule="auto"/>
-        <w:ind w:left="720"/>
-      </w:pPr>
-      <w:r>
-        <w:rPr>
-          <w:lang w:val="zh_TW" w:bidi="zh_TW"/>
-        </w:rPr>
-      </w:r>
-      <w:r>
-        <w:rPr>
-          <w:lang w:val="zh_TW" w:bidi="zh_TW"/>
-        </w:rPr>
-        <w:t>帖撒羅尼迦前書2:12</w:t>
-      </w:r>
-    </w:p>
-    <w:p>
-      <w:pPr>
-        <w:pStyle w:val="ListBullet"/>
-        <w:spacing w:line="240" w:lineRule="auto"/>
-        <w:ind w:left="720"/>
-      </w:pPr>
-      <w:r>
-        <w:rPr>
-          <w:lang w:val="zh_TW" w:bidi="zh_TW"/>
-        </w:rPr>
-      </w:r>
-      <w:r>
-        <w:rPr>
-          <w:lang w:val="zh_TW" w:bidi="zh_TW"/>
-        </w:rPr>
-        <w:t>提摩太後書4:17–18</w:t>
-      </w:r>
-    </w:p>
-    <w:p>
-      <w:pPr>
-        <w:pStyle w:val="ListBullet"/>
-        <w:spacing w:line="240" w:lineRule="auto"/>
-        <w:ind w:left="720"/>
-      </w:pPr>
-      <w:r>
-        <w:rPr>
-          <w:lang w:val="zh_TW" w:bidi="zh_TW"/>
-        </w:rPr>
-      </w:r>
-      <w:r>
-        <w:rPr>
-          <w:lang w:val="zh_TW" w:bidi="zh_TW"/>
-        </w:rPr>
-        <w:t>歌羅西書1:13–14</w:t>
-      </w:r>
-    </w:p>
-    <w:p>
-      <w:pPr>
-        <w:pStyle w:val="ListBullet"/>
-        <w:spacing w:line="240" w:lineRule="auto"/>
-        <w:ind w:left="720"/>
-      </w:pPr>
-      <w:r>
-        <w:rPr>
-          <w:lang w:val="zh_TW" w:bidi="zh_TW"/>
-        </w:rPr>
-      </w:r>
-      <w:r>
-        <w:rPr>
-          <w:lang w:val="zh_TW" w:bidi="zh_TW"/>
-        </w:rPr>
-        <w:t>約翰福音18:36</w:t>
-      </w:r>
-    </w:p>
-    <w:p>
-      <w:pPr>
-        <w:pStyle w:val="ListBullet"/>
-        <w:spacing w:line="240" w:lineRule="auto"/>
-        <w:ind w:left="720"/>
-      </w:pPr>
-      <w:r>
-        <w:rPr>
-          <w:lang w:val="zh_TW" w:bidi="zh_TW"/>
-        </w:rPr>
-      </w:r>
-      <w:r>
-        <w:rPr>
-          <w:lang w:val="zh_TW" w:bidi="zh_TW"/>
-        </w:rPr>
-        <w:t>馬可福音3:24</w:t>
-      </w:r>
-    </w:p>
-    <w:p>
-      <w:pPr>
-        <w:pStyle w:val="ListBullet"/>
-        <w:spacing w:line="240" w:lineRule="auto"/>
-        <w:ind w:left="720"/>
-      </w:pPr>
-      <w:r>
-        <w:rPr>
-          <w:lang w:val="zh_TW" w:bidi="zh_TW"/>
-        </w:rPr>
-      </w:r>
-      <w:r>
-        <w:rPr>
-          <w:lang w:val="zh_TW" w:bidi="zh_TW"/>
-        </w:rPr>
-        <w:t>馬太福音4:7–9</w:t>
-      </w:r>
-    </w:p>
-    <w:p>
-      <w:pPr>
-        <w:pStyle w:val="ListBullet"/>
-        <w:spacing w:line="240" w:lineRule="auto"/>
-        <w:ind w:left="720"/>
-      </w:pPr>
-      <w:r>
-        <w:rPr>
-          <w:lang w:val="zh_TW" w:bidi="zh_TW"/>
-        </w:rPr>
-      </w:r>
-      <w:r>
-        <w:rPr>
-          <w:lang w:val="zh_TW" w:bidi="zh_TW"/>
-        </w:rPr>
-        <w:t>馬太福音13:19</w:t>
-      </w:r>
-    </w:p>
-    <w:p>
-      <w:pPr>
-        <w:pStyle w:val="ListBullet"/>
-        <w:spacing w:line="240" w:lineRule="auto"/>
-        <w:ind w:left="720"/>
-      </w:pPr>
-      <w:r>
-        <w:rPr>
-          <w:lang w:val="zh_TW" w:bidi="zh_TW"/>
-        </w:rPr>
-      </w:r>
-      <w:r>
-        <w:rPr>
-          <w:lang w:val="zh_TW" w:bidi="zh_TW"/>
-        </w:rPr>
-        <w:t>馬太福音16:28</w:t>
-      </w:r>
-    </w:p>
-    <w:p>
-      <w:pPr>
-        <w:pStyle w:val="ListBullet"/>
-        <w:spacing w:line="240" w:lineRule="auto"/>
-        <w:ind w:left="720"/>
-      </w:pPr>
-      <w:r>
-        <w:rPr>
-          <w:lang w:val="zh_TW" w:bidi="zh_TW"/>
-        </w:rPr>
-      </w:r>
-      <w:r>
-        <w:rPr>
-          <w:lang w:val="zh_TW" w:bidi="zh_TW"/>
-        </w:rPr>
-        <w:t>啟示錄1:9</w:t>
-      </w:r>
-    </w:p>
-    <w:p>
-      <w:pPr>
-        <w:pStyle w:val="Heading3"/>
-      </w:pPr>
-      <w:r>
-        <w:rPr>
-          <w:lang w:val="zh_TW" w:bidi="zh_TW"/>
-        </w:rPr>
-        <w:t>聖經開卷故事集裡的例子：</w:t>
-      </w:r>
-    </w:p>
-    <w:p>
-      <w:pPr>
-        <w:pStyle w:val="ListBullet"/>
-        <w:spacing w:line="240" w:lineRule="auto"/>
-        <w:ind w:left="720"/>
-      </w:pPr>
-      <w:r>
-        <w:rPr>
-          <w:lang w:val="zh_TW" w:bidi="zh_TW"/>
-        </w:rPr>
-      </w:r>
-      <w:r>
-        <w:rPr>
-          <w:b/>
-          <w:lang w:val="zh_TW" w:bidi="zh_TW"/>
-        </w:rPr>
-        <w:t>13:2</w:t>
-      </w:r>
-      <w:r>
-        <w:rPr>
-          <w:lang w:val="zh_TW" w:bidi="zh_TW"/>
-        </w:rPr>
-        <w:t xml:space="preserve"> 神對摩西和以色列民說：「你們若聽我的話，守我的約，就是我貴重的產業、祭司的</w:t>
-      </w:r>
-      <w:r>
-        <w:rPr>
-          <w:b/>
-          <w:lang w:val="zh_TW" w:bidi="zh_TW"/>
-        </w:rPr>
-        <w:t>國度</w:t>
-      </w:r>
-      <w:r>
-        <w:rPr>
-          <w:lang w:val="zh_TW" w:bidi="zh_TW"/>
-        </w:rPr>
-        <w:t>、神潔的國民。」</w:t>
-      </w:r>
-    </w:p>
-    <w:p>
-      <w:pPr>
-        <w:pStyle w:val="ListBullet"/>
-        <w:spacing w:line="240" w:lineRule="auto"/>
-        <w:ind w:left="720"/>
-      </w:pPr>
-      <w:r>
-        <w:rPr>
-          <w:lang w:val="zh_TW" w:bidi="zh_TW"/>
-        </w:rPr>
-      </w:r>
-      <w:r>
-        <w:rPr>
-          <w:b/>
-          <w:lang w:val="zh_TW" w:bidi="zh_TW"/>
-        </w:rPr>
-        <w:t>18:4</w:t>
-      </w:r>
-      <w:r>
-        <w:rPr>
-          <w:lang w:val="zh_TW" w:bidi="zh_TW"/>
-        </w:rPr>
-        <w:t xml:space="preserve"> </w:t>
-      </w:r>
-      <w:r>
-        <w:rPr>
-          <w:lang w:val="zh_TW" w:bidi="zh_TW"/>
-        </w:rPr>
-        <w:t>神對所羅門發怒，作為他不忠的懲罰，在所羅門死後讓以色列國一分為二。</w:t>
-      </w:r>
-    </w:p>
-    <w:p>
-      <w:pPr>
-        <w:pStyle w:val="ListBullet"/>
-        <w:spacing w:line="240" w:lineRule="auto"/>
-        <w:ind w:left="720"/>
-      </w:pPr>
-      <w:r>
-        <w:rPr>
-          <w:lang w:val="zh_TW" w:bidi="zh_TW"/>
-        </w:rPr>
-      </w:r>
-      <w:r>
-        <w:rPr>
-          <w:b/>
-          <w:lang w:val="zh_TW" w:bidi="zh_TW"/>
-        </w:rPr>
-        <w:t>18:7</w:t>
-      </w:r>
-      <w:r>
-        <w:rPr>
-          <w:lang w:val="zh_TW" w:bidi="zh_TW"/>
-        </w:rPr>
-        <w:t xml:space="preserve"> </w:t>
-      </w:r>
-      <w:r>
-        <w:rPr>
-          <w:lang w:val="zh_TW" w:bidi="zh_TW"/>
-        </w:rPr>
-        <w:t>以色列國的十個支派起來反抗羅波安，只有兩個支派還忠實於羅波安，這兩個支派成為猶大</w:t>
-      </w:r>
-      <w:r>
-        <w:rPr>
-          <w:b/>
-          <w:lang w:val="zh_TW" w:bidi="zh_TW"/>
-        </w:rPr>
-        <w:t>國</w:t>
-      </w:r>
-      <w:r>
-        <w:rPr>
-          <w:lang w:val="zh_TW" w:bidi="zh_TW"/>
-        </w:rPr>
-        <w:t>。</w:t>
-      </w:r>
-    </w:p>
-    <w:p>
-      <w:pPr>
-        <w:pStyle w:val="ListBullet"/>
-        <w:spacing w:line="240" w:lineRule="auto"/>
-        <w:ind w:left="720"/>
-      </w:pPr>
-      <w:r>
-        <w:rPr>
-          <w:lang w:val="zh_TW" w:bidi="zh_TW"/>
-        </w:rPr>
-      </w:r>
-      <w:r>
-        <w:rPr>
-          <w:b/>
-          <w:lang w:val="zh_TW" w:bidi="zh_TW"/>
-        </w:rPr>
-        <w:t>18:8</w:t>
-      </w:r>
-      <w:r>
-        <w:rPr>
-          <w:lang w:val="zh_TW" w:bidi="zh_TW"/>
-        </w:rPr>
-        <w:t xml:space="preserve"> </w:t>
-      </w:r>
-      <w:r>
-        <w:rPr>
-          <w:lang w:val="zh_TW" w:bidi="zh_TW"/>
-        </w:rPr>
-        <w:t>反抗羅波安的十個支派推舉一個叫耶羅波安的人做他們的王。他們在北方建立</w:t>
-      </w:r>
-      <w:r>
-        <w:rPr>
-          <w:b/>
-          <w:lang w:val="zh_TW" w:bidi="zh_TW"/>
-        </w:rPr>
-        <w:t>王國</w:t>
-      </w:r>
-      <w:r>
-        <w:rPr>
-          <w:lang w:val="zh_TW" w:bidi="zh_TW"/>
-        </w:rPr>
-        <w:t>，這個國叫做以色列。</w:t>
-      </w:r>
-    </w:p>
-    <w:p>
-      <w:pPr>
-        <w:pStyle w:val="ListBullet"/>
-        <w:spacing w:line="240" w:lineRule="auto"/>
-        <w:ind w:left="720"/>
-      </w:pPr>
-      <w:r>
-        <w:rPr>
-          <w:lang w:val="zh_TW" w:bidi="zh_TW"/>
-        </w:rPr>
-      </w:r>
-      <w:r>
-        <w:rPr>
-          <w:b/>
-          <w:lang w:val="zh_TW" w:bidi="zh_TW"/>
-        </w:rPr>
-        <w:t>21:8</w:t>
-      </w:r>
-      <w:r>
-        <w:rPr>
-          <w:lang w:val="zh_TW" w:bidi="zh_TW"/>
-        </w:rPr>
-        <w:t xml:space="preserve"> 國王是掌管一個</w:t>
-      </w:r>
-      <w:r>
-        <w:rPr>
-          <w:b/>
-          <w:lang w:val="zh_TW" w:bidi="zh_TW"/>
-        </w:rPr>
-        <w:t>國家</w:t>
-      </w:r>
-      <w:r>
-        <w:rPr>
-          <w:lang w:val="zh_TW" w:bidi="zh_TW"/>
-        </w:rPr>
-        <w:t>並審判人民的人。</w:t>
-      </w:r>
-    </w:p>
-    <w:p>
-      <w:pPr>
-        <w:pStyle w:val="Heading3"/>
-      </w:pPr>
-      <w:r>
-        <w:rPr>
-          <w:lang w:val="zh_TW" w:bidi="zh_TW"/>
-        </w:rPr>
-        <w:t>原文參照：</w:t>
-      </w:r>
-    </w:p>
-    <w:p>
-      <w:pPr>
-        <w:pStyle w:val="ListBullet"/>
-        <w:spacing w:line="240" w:lineRule="auto"/>
-        <w:ind w:left="720"/>
-      </w:pPr>
-      <w:r>
-        <w:rPr>
-          <w:lang w:val="zh_TW" w:bidi="zh_TW"/>
-        </w:rPr>
-      </w:r>
-      <w:r>
-        <w:rPr>
-          <w:lang w:val="zh_TW" w:bidi="zh_TW"/>
-        </w:rPr>
-        <w:t>史特朗號：H4410，H4437，H4438，H4467，H4468，H4474，H4475，G09320</w:t>
-      </w:r>
-      <w:r>
-        <w:rPr>
-          <w:lang w:val="zh_TW" w:bidi="zh_TW"/>
-        </w:rPr>
-      </w:r>
-      <w:r>
-        <w:rPr>
-          <w:lang w:val="zh_TW" w:bidi="zh_TW"/>
-        </w:rPr>
-      </w:r>
-    </w:p>
-    <w:p>
-      <w:pPr/>
-      <w:r>
-        <w:rPr>
-          <w:lang w:val="zh_TW" w:bidi="zh_TW"/>
-        </w:rPr>
-      </w:r>
-    </w:p>
-    <w:p>
-      <w:pPr>
-        <w:pStyle w:val="Heading2"/>
-      </w:pPr>
-      <w:r>
-        <w:rPr>
-          <w:lang w:val="zh_TW" w:bidi="zh_TW"/>
-        </w:rPr>
-        <w:t>王室的</w:t>
-      </w:r>
-      <w:r>
-        <w:rPr>
-          <w:lang w:val="zh_TW" w:bidi="zh_TW"/>
-        </w:rPr>
-      </w:r>
-    </w:p>
-    <w:p>
-      <w:pPr>
-        <w:pStyle w:val="Heading3"/>
-      </w:pPr>
-      <w:r>
-        <w:rPr>
-          <w:lang w:val="zh_TW" w:bidi="zh_TW"/>
-        </w:rPr>
-        <w:t>定義：</w:t>
-      </w:r>
-    </w:p>
-    <w:p>
-      <w:pPr/>
-      <w:r>
-        <w:rPr>
-          <w:lang w:val="zh_TW" w:bidi="zh_TW"/>
-        </w:rPr>
-      </w:r>
-      <w:r>
-        <w:rPr>
-          <w:lang w:val="zh_TW" w:bidi="zh_TW"/>
-        </w:rPr>
-        <w:t>「王室的」一詞描述與王或王后相關的人和事物。</w:t>
-      </w:r>
-    </w:p>
-    <w:p>
-      <w:pPr>
-        <w:pStyle w:val="ListBullet"/>
-        <w:spacing w:line="240" w:lineRule="auto"/>
-        <w:ind w:left="720"/>
-      </w:pPr>
-      <w:r>
-        <w:rPr>
-          <w:lang w:val="zh_TW" w:bidi="zh_TW"/>
-        </w:rPr>
-      </w:r>
-      <w:r>
-        <w:rPr>
-          <w:lang w:val="zh_TW" w:bidi="zh_TW"/>
-        </w:rPr>
-        <w:t>可以稱為「王室的」事物包括王（或女王）的地位、服裝、宮殿、王座和王冠。</w:t>
-      </w:r>
-    </w:p>
-    <w:p>
-      <w:pPr>
-        <w:pStyle w:val="ListBullet"/>
-        <w:spacing w:line="240" w:lineRule="auto"/>
-        <w:ind w:left="720"/>
-      </w:pPr>
-      <w:r>
-        <w:rPr>
-          <w:lang w:val="zh_TW" w:bidi="zh_TW"/>
-        </w:rPr>
-      </w:r>
-      <w:r>
-        <w:rPr>
-          <w:lang w:val="zh_TW" w:bidi="zh_TW"/>
-        </w:rPr>
-        <w:t>王或女王通常住在皇宮中。</w:t>
-      </w:r>
-    </w:p>
-    <w:p>
-      <w:pPr>
-        <w:pStyle w:val="ListBullet"/>
-        <w:spacing w:line="240" w:lineRule="auto"/>
-        <w:ind w:left="720"/>
-      </w:pPr>
-      <w:r>
-        <w:rPr>
-          <w:lang w:val="zh_TW" w:bidi="zh_TW"/>
-        </w:rPr>
-      </w:r>
-      <w:r>
-        <w:rPr>
-          <w:lang w:val="zh_TW" w:bidi="zh_TW"/>
-        </w:rPr>
-        <w:t>王穿著特別的衣服，有時被稱為「王袍」。王袍通常是紫色的，這種顏色只能由一種稀有且昂貴的染料製成。</w:t>
-      </w:r>
-    </w:p>
-    <w:p>
-      <w:pPr>
-        <w:pStyle w:val="ListBullet"/>
-        <w:spacing w:line="240" w:lineRule="auto"/>
-        <w:ind w:left="720"/>
-      </w:pPr>
-      <w:r>
-        <w:rPr>
-          <w:lang w:val="zh_TW" w:bidi="zh_TW"/>
-        </w:rPr>
-      </w:r>
-      <w:r>
-        <w:rPr>
-          <w:lang w:val="zh_TW" w:bidi="zh_TW"/>
-        </w:rPr>
-        <w:t>在新約中，信徒被稱為「君尊的祭司」。其他翻譯方式可以包括「事奉神、王的祭司」或「被召為神、王的祭司」。</w:t>
-      </w:r>
-    </w:p>
-    <w:p>
-      <w:pPr>
-        <w:pStyle w:val="ListBullet"/>
-        <w:spacing w:line="240" w:lineRule="auto"/>
-        <w:ind w:left="720"/>
-      </w:pPr>
-      <w:r>
-        <w:rPr>
-          <w:lang w:val="zh_TW" w:bidi="zh_TW"/>
-        </w:rPr>
-      </w:r>
-      <w:r>
-        <w:rPr>
-          <w:lang w:val="zh_TW" w:bidi="zh_TW"/>
-        </w:rPr>
-        <w:t>「王室的」這個詞也可以翻譯為「王的」或「屬於王的」。</w:t>
-      </w:r>
-    </w:p>
-    <w:p>
-      <w:pPr/>
-      <w:r>
-        <w:rPr>
-          <w:lang w:val="zh_TW" w:bidi="zh_TW"/>
-        </w:rPr>
-      </w:r>
-      <w:r>
-        <w:rPr>
-          <w:lang w:val="zh_TW" w:bidi="zh_TW"/>
-        </w:rPr>
-        <w:t>（另見：</w:t>
-      </w:r>
-      <w:r>
-        <w:rPr>
-          <w:lang w:val="zh_TW" w:bidi="zh_TW"/>
-        </w:rPr>
-        <w:t>王</w:t>
-      </w:r>
-      <w:r>
-        <w:rPr>
-          <w:lang w:val="zh_TW" w:bidi="zh_TW"/>
-        </w:rPr>
         <w:t>、</w:t>
       </w:r>
       <w:r>
         <w:rPr>
           <w:lang w:val="zh_TW" w:bidi="zh_TW"/>
         </w:rPr>
-        <w:t>王宮</w:t>
+        <w:t>基督</w:t>
       </w:r>
       <w:r>
         <w:rPr>
@@ -2134,7 +2582,7 @@
         <w:rPr>
           <w:lang w:val="zh_TW" w:bidi="zh_TW"/>
         </w:rPr>
-        <w:t>祭司</w:t>
+        <w:t>鬼魔</w:t>
       </w:r>
       <w:r>
         <w:rPr>
@@ -2146,485 +2594,13 @@
         <w:rPr>
           <w:lang w:val="zh_TW" w:bidi="zh_TW"/>
         </w:rPr>
-        <w:t>紫色</w:t>
-      </w:r>
-      <w:r>
-        <w:rPr>
-          <w:lang w:val="zh_TW" w:bidi="zh_TW"/>
-        </w:rPr>
-        <w:t>、</w:t>
-      </w:r>
-      <w:r>
-        <w:rPr>
-          <w:lang w:val="zh_TW" w:bidi="zh_TW"/>
-        </w:rPr>
-        <w:t>女王</w:t>
-      </w:r>
-      <w:r>
-        <w:rPr>
-          <w:lang w:val="zh_TW" w:bidi="zh_TW"/>
-        </w:rPr>
-        <w:t>、</w:t>
-      </w:r>
-      <w:r>
-        <w:rPr>
-          <w:lang w:val="zh_TW" w:bidi="zh_TW"/>
-        </w:rPr>
-        <w:t>袍子</w:t>
-      </w:r>
-      <w:r>
-        <w:rPr>
-          <w:lang w:val="zh_TW" w:bidi="zh_TW"/>
-        </w:rPr>
-        <w:t>）</w:t>
-      </w:r>
-    </w:p>
-    <w:p>
-      <w:pPr>
-        <w:pStyle w:val="Heading3"/>
-      </w:pPr>
-      <w:r>
-        <w:rPr>
-          <w:lang w:val="zh_TW" w:bidi="zh_TW"/>
-        </w:rPr>
-        <w:t>參考經文：</w:t>
-      </w:r>
-    </w:p>
-    <w:p>
-      <w:pPr>
-        <w:pStyle w:val="ListBullet"/>
-        <w:spacing w:line="240" w:lineRule="auto"/>
-        <w:ind w:left="720"/>
-      </w:pPr>
-      <w:r>
-        <w:rPr>
-          <w:lang w:val="zh_TW" w:bidi="zh_TW"/>
-        </w:rPr>
-      </w:r>
-      <w:r>
-        <w:rPr>
-          <w:lang w:val="zh_TW" w:bidi="zh_TW"/>
-        </w:rPr>
-        <w:t>列王紀上10:13</w:t>
-      </w:r>
-    </w:p>
-    <w:p>
-      <w:pPr>
-        <w:pStyle w:val="ListBullet"/>
-        <w:spacing w:line="240" w:lineRule="auto"/>
-        <w:ind w:left="720"/>
-      </w:pPr>
-      <w:r>
-        <w:rPr>
-          <w:lang w:val="zh_TW" w:bidi="zh_TW"/>
-        </w:rPr>
-      </w:r>
-      <w:r>
-        <w:rPr>
-          <w:lang w:val="zh_TW" w:bidi="zh_TW"/>
-        </w:rPr>
-        <w:t>歷代志下18:28–30</w:t>
-      </w:r>
-    </w:p>
-    <w:p>
-      <w:pPr>
-        <w:pStyle w:val="ListBullet"/>
-        <w:spacing w:line="240" w:lineRule="auto"/>
-        <w:ind w:left="720"/>
-      </w:pPr>
-      <w:r>
-        <w:rPr>
-          <w:lang w:val="zh_TW" w:bidi="zh_TW"/>
-        </w:rPr>
-      </w:r>
-      <w:r>
-        <w:rPr>
-          <w:lang w:val="zh_TW" w:bidi="zh_TW"/>
-        </w:rPr>
-        <w:t>阿摩司書7:13</w:t>
-      </w:r>
-    </w:p>
-    <w:p>
-      <w:pPr>
-        <w:pStyle w:val="ListBullet"/>
-        <w:spacing w:line="240" w:lineRule="auto"/>
-        <w:ind w:left="720"/>
-      </w:pPr>
-      <w:r>
-        <w:rPr>
-          <w:lang w:val="zh_TW" w:bidi="zh_TW"/>
-        </w:rPr>
-      </w:r>
-      <w:r>
-        <w:rPr>
-          <w:lang w:val="zh_TW" w:bidi="zh_TW"/>
-        </w:rPr>
-        <w:t>創世記49:19–21</w:t>
-      </w:r>
-    </w:p>
-    <w:p>
-      <w:pPr>
-        <w:pStyle w:val="Heading3"/>
-      </w:pPr>
-      <w:r>
-        <w:rPr>
-          <w:lang w:val="zh_TW" w:bidi="zh_TW"/>
-        </w:rPr>
-        <w:t>原文參照：</w:t>
-      </w:r>
-    </w:p>
-    <w:p>
-      <w:pPr>
-        <w:pStyle w:val="ListBullet"/>
-        <w:spacing w:line="240" w:lineRule="auto"/>
-        <w:ind w:left="720"/>
-      </w:pPr>
-      <w:r>
-        <w:rPr>
-          <w:lang w:val="zh_TW" w:bidi="zh_TW"/>
-        </w:rPr>
-      </w:r>
-      <w:r>
-        <w:rPr>
-          <w:lang w:val="zh_TW" w:bidi="zh_TW"/>
-        </w:rPr>
-        <w:t>史特朗號：H0643，H1921，H1935，H4410，H4428，H4430，H4437，H4438，H4467，H4468，H7985，G09330，G09340，G09370</w:t>
-      </w:r>
-      <w:r>
-        <w:rPr>
-          <w:lang w:val="zh_TW" w:bidi="zh_TW"/>
-        </w:rPr>
-      </w:r>
-      <w:r>
-        <w:rPr>
-          <w:lang w:val="zh_TW" w:bidi="zh_TW"/>
-        </w:rPr>
-      </w:r>
-    </w:p>
-    <w:p>
-      <w:pPr/>
-      <w:r>
-        <w:rPr>
-          <w:lang w:val="zh_TW" w:bidi="zh_TW"/>
-        </w:rPr>
-      </w:r>
-    </w:p>
-    <w:p>
-      <w:pPr>
-        <w:pStyle w:val="Heading2"/>
-      </w:pPr>
-      <w:r>
-        <w:rPr>
-          <w:lang w:val="zh_TW" w:bidi="zh_TW"/>
-        </w:rPr>
-        <w:t>王子</w:t>
-      </w:r>
-      <w:r>
-        <w:rPr>
-          <w:lang w:val="zh_TW" w:bidi="zh_TW"/>
-        </w:rPr>
-      </w:r>
-    </w:p>
-    <w:p>
-      <w:pPr>
-        <w:pStyle w:val="Heading3"/>
-      </w:pPr>
-      <w:r>
-        <w:rPr>
-          <w:lang w:val="zh_TW" w:bidi="zh_TW"/>
-        </w:rPr>
-        <w:t>定義：</w:t>
-      </w:r>
-    </w:p>
-    <w:p>
-      <w:pPr/>
-      <w:r>
-        <w:rPr>
-          <w:lang w:val="zh_TW" w:bidi="zh_TW"/>
-        </w:rPr>
-      </w:r>
-      <w:r>
-        <w:rPr>
-          <w:lang w:val="zh_TW" w:bidi="zh_TW"/>
-        </w:rPr>
-        <w:t>「王子」是國王的兒子。「公主」是國王的女兒。</w:t>
-      </w:r>
-    </w:p>
-    <w:p>
-      <w:pPr>
-        <w:pStyle w:val="ListBullet"/>
-        <w:spacing w:line="240" w:lineRule="auto"/>
-        <w:ind w:left="720"/>
-      </w:pPr>
-      <w:r>
-        <w:rPr>
-          <w:lang w:val="zh_TW" w:bidi="zh_TW"/>
-        </w:rPr>
-      </w:r>
-      <w:r>
-        <w:rPr>
-          <w:lang w:val="zh_TW" w:bidi="zh_TW"/>
-        </w:rPr>
-        <w:t>「王子」這個詞通常用來比喻領袖、統治者或其他有權勢的人。</w:t>
-      </w:r>
-    </w:p>
-    <w:p>
-      <w:pPr>
-        <w:pStyle w:val="ListBullet"/>
-        <w:spacing w:line="240" w:lineRule="auto"/>
-        <w:ind w:left="720"/>
-      </w:pPr>
-      <w:r>
-        <w:rPr>
-          <w:lang w:val="zh_TW" w:bidi="zh_TW"/>
-        </w:rPr>
-      </w:r>
-      <w:r>
-        <w:rPr>
-          <w:lang w:val="zh_TW" w:bidi="zh_TW"/>
-        </w:rPr>
-        <w:t>因為亞伯拉罕的財富和重要性，他周圍居住的赫人稱其「王子」。</w:t>
-      </w:r>
-    </w:p>
-    <w:p>
-      <w:pPr>
-        <w:pStyle w:val="ListBullet"/>
-        <w:spacing w:line="240" w:lineRule="auto"/>
-        <w:ind w:left="720"/>
-      </w:pPr>
-      <w:r>
-        <w:rPr>
-          <w:lang w:val="zh_TW" w:bidi="zh_TW"/>
-        </w:rPr>
-      </w:r>
-      <w:r>
-        <w:rPr>
-          <w:lang w:val="zh_TW" w:bidi="zh_TW"/>
-        </w:rPr>
-        <w:t>在但以理書中，「王子」這個詞見於「波斯王子」和「希臘王子」中，在那些情境中，可能指的是掌管那些地區強大的邪靈。</w:t>
-      </w:r>
-    </w:p>
-    <w:p>
-      <w:pPr>
-        <w:pStyle w:val="ListBullet"/>
-        <w:spacing w:line="240" w:lineRule="auto"/>
-        <w:ind w:left="720"/>
-      </w:pPr>
-      <w:r>
-        <w:rPr>
-          <w:lang w:val="zh_TW" w:bidi="zh_TW"/>
-        </w:rPr>
-      </w:r>
-      <w:r>
-        <w:rPr>
-          <w:lang w:val="zh_TW" w:bidi="zh_TW"/>
-        </w:rPr>
-        <w:t>天使米迦勒在但以理書中也被稱為「王子」。</w:t>
-      </w:r>
-    </w:p>
-    <w:p>
-      <w:pPr>
-        <w:pStyle w:val="ListBullet"/>
-        <w:spacing w:line="240" w:lineRule="auto"/>
-        <w:ind w:left="720"/>
-      </w:pPr>
-      <w:r>
-        <w:rPr>
-          <w:lang w:val="zh_TW" w:bidi="zh_TW"/>
-        </w:rPr>
-      </w:r>
-      <w:r>
-        <w:rPr>
-          <w:lang w:val="zh_TW" w:bidi="zh_TW"/>
-        </w:rPr>
-        <w:t>有時在聖經中，撒但被稱為「空中掌權者的首領」。</w:t>
-      </w:r>
-    </w:p>
-    <w:p>
-      <w:pPr>
-        <w:pStyle w:val="ListBullet"/>
-        <w:spacing w:line="240" w:lineRule="auto"/>
-        <w:ind w:left="720"/>
-      </w:pPr>
-      <w:r>
-        <w:rPr>
-          <w:lang w:val="zh_TW" w:bidi="zh_TW"/>
-        </w:rPr>
-      </w:r>
-      <w:r>
-        <w:rPr>
-          <w:lang w:val="zh_TW" w:bidi="zh_TW"/>
-        </w:rPr>
-        <w:t>耶穌被稱為「和平之君」和「生命的主」。</w:t>
-      </w:r>
-    </w:p>
-    <w:p>
-      <w:pPr>
-        <w:pStyle w:val="ListBullet"/>
-        <w:spacing w:line="240" w:lineRule="auto"/>
-        <w:ind w:left="720"/>
-      </w:pPr>
-      <w:r>
-        <w:rPr>
-          <w:lang w:val="zh_TW" w:bidi="zh_TW"/>
-        </w:rPr>
-      </w:r>
-      <w:r>
-        <w:rPr>
-          <w:lang w:val="zh_TW" w:bidi="zh_TW"/>
-        </w:rPr>
-        <w:t>在使徒行傳二章36節，耶穌被稱為「主和基督」，在使徒行傳五章31節，祂被稱為「君王和救主」，顯示了「主」和「君王」的平行意義。</w:t>
-      </w:r>
-    </w:p>
-    <w:p>
-      <w:pPr>
-        <w:pStyle w:val="Heading3"/>
-      </w:pPr>
-      <w:r>
-        <w:rPr>
-          <w:lang w:val="zh_TW" w:bidi="zh_TW"/>
-        </w:rPr>
-        <w:t>翻譯相關建議：</w:t>
-      </w:r>
-    </w:p>
-    <w:p>
-      <w:pPr>
-        <w:pStyle w:val="ListBullet"/>
-        <w:spacing w:line="240" w:lineRule="auto"/>
-        <w:ind w:left="720"/>
-      </w:pPr>
-      <w:r>
-        <w:rPr>
-          <w:lang w:val="zh_TW" w:bidi="zh_TW"/>
-        </w:rPr>
-      </w:r>
-      <w:r>
-        <w:rPr>
-          <w:lang w:val="zh_TW" w:bidi="zh_TW"/>
-        </w:rPr>
-        <w:t>可以以「國王的兒子」、「統治者」、「領袖」、「酋長」或「隊長」來翻譯「王子」。</w:t>
-      </w:r>
-    </w:p>
-    <w:p>
-      <w:pPr>
-        <w:pStyle w:val="ListBullet"/>
-        <w:spacing w:line="240" w:lineRule="auto"/>
-        <w:ind w:left="720"/>
-      </w:pPr>
-      <w:r>
-        <w:rPr>
-          <w:lang w:val="zh_TW" w:bidi="zh_TW"/>
-        </w:rPr>
-      </w:r>
-      <w:r>
-        <w:rPr>
-          <w:lang w:val="zh_TW" w:bidi="zh_TW"/>
-        </w:rPr>
-        <w:t>當提到天使時，這也可以翻譯為「屬靈的統治者」或「領導天使的」。</w:t>
-      </w:r>
-    </w:p>
-    <w:p>
-      <w:pPr>
-        <w:pStyle w:val="ListBullet"/>
-        <w:spacing w:line="240" w:lineRule="auto"/>
-        <w:ind w:left="720"/>
-      </w:pPr>
-      <w:r>
-        <w:rPr>
-          <w:lang w:val="zh_TW" w:bidi="zh_TW"/>
-        </w:rPr>
-      </w:r>
-      <w:r>
-        <w:rPr>
-          <w:lang w:val="zh_TW" w:bidi="zh_TW"/>
-        </w:rPr>
-        <w:t>當提到撒但或其他邪靈時，這個詞也可以根據上下文翻譯為「邪靈統治者」或「靈體中強大的領袖」或「統治的靈」。</w:t>
-      </w:r>
-    </w:p>
-    <w:p>
-      <w:pPr/>
-      <w:r>
-        <w:rPr>
-          <w:lang w:val="zh_TW" w:bidi="zh_TW"/>
-        </w:rPr>
-      </w:r>
-      <w:r>
-        <w:rPr>
-          <w:lang w:val="zh_TW" w:bidi="zh_TW"/>
-        </w:rPr>
-        <w:t>（另見：</w:t>
-      </w:r>
-      <w:r>
-        <w:rPr>
-          <w:lang w:val="zh_TW" w:bidi="zh_TW"/>
-        </w:rPr>
-        <w:t>天使</w:t>
-      </w:r>
-      <w:r>
-        <w:rPr>
-          <w:lang w:val="zh_TW" w:bidi="zh_TW"/>
-        </w:rPr>
-        <w:t>、</w:t>
-      </w:r>
-      <w:r>
-        <w:rPr>
-          <w:lang w:val="zh_TW" w:bidi="zh_TW"/>
-        </w:rPr>
-        <w:t>權柄</w:t>
-      </w:r>
-      <w:r>
-        <w:rPr>
-          <w:lang w:val="zh_TW" w:bidi="zh_TW"/>
-        </w:rPr>
-        <w:t>、</w:t>
-      </w:r>
-      <w:r>
-        <w:rPr>
-          <w:lang w:val="zh_TW" w:bidi="zh_TW"/>
-        </w:rPr>
-        <w:t>基督</w:t>
-      </w:r>
-      <w:r>
-        <w:rPr>
-          <w:lang w:val="zh_TW" w:bidi="zh_TW"/>
-        </w:rPr>
-        <w:t>、</w:t>
-      </w:r>
-      <w:r>
-        <w:rPr>
-          <w:lang w:val="zh_TW" w:bidi="zh_TW"/>
-        </w:rPr>
-        <w:t>鬼魔</w:t>
-      </w:r>
-      <w:r>
-        <w:rPr>
-          <w:lang w:val="zh_TW" w:bidi="zh_TW"/>
-        </w:rPr>
-        <w:t>、</w:t>
-      </w:r>
-      <w:r>
-        <w:rPr>
-          <w:lang w:val="zh_TW" w:bidi="zh_TW"/>
-        </w:rPr>
         <w:t>主</w:t>
       </w:r>
       <w:r>
         <w:rPr>
           <w:lang w:val="zh_TW" w:bidi="zh_TW"/>
         </w:rPr>
-        <w:t>、</w:t>
-      </w:r>
-      <w:r>
-        <w:rPr>
-          <w:lang w:val="zh_TW" w:bidi="zh_TW"/>
-        </w:rPr>
-        <w:t>能力</w:t>
-      </w:r>
-      <w:r>
-        <w:rPr>
-          <w:lang w:val="zh_TW" w:bidi="zh_TW"/>
-        </w:rPr>
-        <w:t>、</w:t>
+        <w:t>、能力、</w:t>
       </w:r>
       <w:r>
         <w:rPr>
